--- a/Assessment_cover_page_with_AI_declaration.v4.docx
+++ b/Assessment_cover_page_with_AI_declaration.v4.docx
@@ -832,32 +832,15 @@
                 <w:szCs w:val="32"/>
               </w:rPr>
             </w:pPr>
-            <w:ins w:id="16" w:author="naomie mboma" w:date="2026-04-19T22:08:00Z" w16du:dateUtc="2026-04-19T21:08:00Z">
-              <w:del w:id="17" w:author="Ciaran Lynch" w:date="2026-09-28T18:53:00Z" w16du:dateUtc="2026-09-28T17:53:00Z">
-                <w:r>
-                  <w:rPr>
-                    <w:i/>
-                    <w:color w:val="156082"/>
-                    <w:sz w:val="32"/>
-                    <w:szCs w:val="32"/>
-                  </w:rPr>
-                  <w:delText>19/04/</w:delText>
-                </w:r>
-              </w:del>
-            </w:ins>
-            <w:ins w:id="18" w:author="naomie mboma" w:date="2026-04-19T22:09:00Z" w16du:dateUtc="2026-04-19T21:09:00Z">
-              <w:del w:id="19" w:author="Ciaran Lynch" w:date="2026-09-28T18:53:00Z" w16du:dateUtc="2026-09-28T17:53:00Z">
-                <w:r>
-                  <w:rPr>
-                    <w:i/>
-                    <w:color w:val="156082"/>
-                    <w:sz w:val="32"/>
-                    <w:szCs w:val="32"/>
-                  </w:rPr>
-                  <w:delText>2026</w:delText>
-                </w:r>
-              </w:del>
-            </w:ins>
+            <w:r>
+              <w:rPr>
+                <w:i/>
+                <w:color w:val="156082"/>
+                <w:sz w:val="32"/>
+                <w:szCs w:val="32"/>
+              </w:rPr>
+              <w:t>24/10/2026</w:t>
+            </w:r>
           </w:p>
         </w:tc>
         <w:tc>
@@ -905,29 +888,16 @@
     <w:p>
       <w:pPr>
         <w:rPr>
-          <w:rFonts w:ascii="Quattrocento Sans" w:eastAsia="Quattrocento Sans" w:hAnsi="Quattrocento Sans" w:cs="Quattrocento Sans"/>
-          <w:b/>
-          <w:color w:val="FF0000"/>
-          <w:highlight w:val="white"/>
-        </w:rPr>
-      </w:pPr>
-      <w:r>
-        <w:rPr>
-          <w:rFonts w:ascii="Quattrocento Sans" w:eastAsia="Quattrocento Sans" w:hAnsi="Quattrocento Sans" w:cs="Quattrocento Sans"/>
-          <w:b/>
-          <w:color w:val="FF0000"/>
-          <w:highlight w:val="white"/>
-        </w:rPr>
-        <w:t>Choose the statement that fits your work and delete the other.</w:t>
-      </w:r>
-    </w:p>
-    <w:p>
-      <w:pPr>
-        <w:rPr>
           <w:b/>
           <w:sz w:val="28"/>
           <w:szCs w:val="28"/>
         </w:rPr>
+        <w:sectPr>
+          <w:pgSz w:w="11906" w:h="16838"/>
+          <w:pgMar w:top="1440" w:right="1440" w:bottom="1440" w:left="1440" w:header="708" w:footer="708" w:gutter="0"/>
+          <w:pgNumType w:start="1"/>
+          <w:cols w:space="720"/>
+        </w:sectPr>
       </w:pPr>
       <w:r>
         <w:rPr>
@@ -936,7 +906,7 @@
         </w:rPr>
         <w:t xml:space="preserve">I acknowledge the use of </w:t>
       </w:r>
-      <w:ins w:id="20" w:author="Ciaran Lynch" w:date="2026-09-28T19:01:00Z" w16du:dateUtc="2026-09-28T18:01:00Z">
+      <w:ins w:id="16" w:author="Ciaran Lynch" w:date="2026-09-28T19:01:00Z" w16du:dateUtc="2026-09-28T18:01:00Z">
         <w:r>
           <w:rPr>
             <w:b/>
@@ -953,17 +923,27 @@
         </w:rPr>
         <w:t xml:space="preserve"> for the purpose of </w:t>
       </w:r>
-      <w:ins w:id="21" w:author="Ciaran Lynch" w:date="2026-09-28T19:01:00Z" w16du:dateUtc="2026-09-28T18:01:00Z">
+      <w:proofErr w:type="gramStart"/>
+      <w:ins w:id="17" w:author="Ciaran Lynch" w:date="2026-09-28T19:01:00Z" w16du:dateUtc="2026-09-28T18:01:00Z">
         <w:r>
           <w:rPr>
             <w:b/>
             <w:sz w:val="28"/>
             <w:szCs w:val="28"/>
           </w:rPr>
-          <w:t xml:space="preserve">brainstorming,  explaining </w:t>
+          <w:t>brainstorming,  explaining</w:t>
+        </w:r>
+        <w:proofErr w:type="gramEnd"/>
+        <w:r>
+          <w:rPr>
+            <w:b/>
+            <w:sz w:val="28"/>
+            <w:szCs w:val="28"/>
+          </w:rPr>
+          <w:t xml:space="preserve"> </w:t>
         </w:r>
       </w:ins>
-      <w:ins w:id="22" w:author="Ciaran Lynch" w:date="2026-09-28T19:02:00Z" w16du:dateUtc="2026-09-28T18:02:00Z">
+      <w:ins w:id="18" w:author="Ciaran Lynch" w:date="2026-09-28T19:02:00Z" w16du:dateUtc="2026-09-28T18:02:00Z">
         <w:r>
           <w:rPr>
             <w:b/>
@@ -973,18 +953,16 @@
           <w:t xml:space="preserve">statistical concepts, debugging Python code, reviewing notebook structure and </w:t>
         </w:r>
       </w:ins>
-      <w:ins w:id="23" w:author="Ciaran Lynch" w:date="2026-09-28T19:03:00Z" w16du:dateUtc="2026-09-28T18:03:00Z">
+      <w:ins w:id="19" w:author="Ciaran Lynch" w:date="2026-09-28T19:03:00Z" w16du:dateUtc="2026-09-28T18:03:00Z">
         <w:r>
           <w:rPr>
             <w:b/>
             <w:sz w:val="28"/>
             <w:szCs w:val="28"/>
           </w:rPr>
-          <w:t>report planning.</w:t>
+          <w:t>report planning</w:t>
         </w:r>
       </w:ins>
-    </w:p>
-    <w:p>
       <w:r>
         <w:rPr>
           <w:noProof/>
@@ -1056,7 +1034,23 @@
                                 <w:color w:val="000000"/>
                                 <w:sz w:val="28"/>
                               </w:rPr>
-                              <w:t xml:space="preserve">By submitting this assessment, I confirm that I have read the CCT policy on academic misconduct and understand the implications of submitting work that is not my own or does not appropriately reference material taken from a third party or other source. </w:t>
+                              <w:t xml:space="preserve">By submitting this assessment, I confirm that I have read the CCT policy on academic misconduct and understand the implications of submitting work that is not my own or does not appropriately reference material </w:t>
+                            </w:r>
+                            <w:proofErr w:type="gramStart"/>
+                            <w:r>
+                              <w:rPr>
+                                <w:color w:val="000000"/>
+                                <w:sz w:val="28"/>
+                              </w:rPr>
+                              <w:t>taken</w:t>
+                            </w:r>
+                            <w:proofErr w:type="gramEnd"/>
+                            <w:r>
+                              <w:rPr>
+                                <w:color w:val="000000"/>
+                                <w:sz w:val="28"/>
+                              </w:rPr>
+                              <w:t xml:space="preserve"> from a third party or other source. </w:t>
                             </w:r>
                           </w:p>
                           <w:p>
@@ -1126,7 +1120,23 @@
                           <w:color w:val="000000"/>
                           <w:sz w:val="28"/>
                         </w:rPr>
-                        <w:t xml:space="preserve">By submitting this assessment, I confirm that I have read the CCT policy on academic misconduct and understand the implications of submitting work that is not my own or does not appropriately reference material taken from a third party or other source. </w:t>
+                        <w:t xml:space="preserve">By submitting this assessment, I confirm that I have read the CCT policy on academic misconduct and understand the implications of submitting work that is not my own or does not appropriately reference material </w:t>
+                      </w:r>
+                      <w:proofErr w:type="gramStart"/>
+                      <w:r>
+                        <w:rPr>
+                          <w:color w:val="000000"/>
+                          <w:sz w:val="28"/>
+                        </w:rPr>
+                        <w:t>taken</w:t>
+                      </w:r>
+                      <w:proofErr w:type="gramEnd"/>
+                      <w:r>
+                        <w:rPr>
+                          <w:color w:val="000000"/>
+                          <w:sz w:val="28"/>
+                        </w:rPr>
+                        <w:t xml:space="preserve"> from a third party or other source. </w:t>
                       </w:r>
                     </w:p>
                     <w:p>
@@ -1165,2466 +1175,10 @@
       </w:r>
     </w:p>
     <w:p/>
-    <w:p/>
-    <w:p/>
-    <w:p/>
-    <w:p>
-      <w:pPr>
-        <w:sectPr>
-          <w:pgSz w:w="11906" w:h="16838"/>
-          <w:pgMar w:top="1440" w:right="1440" w:bottom="1440" w:left="1440" w:header="708" w:footer="708" w:gutter="0"/>
-          <w:pgNumType w:start="1"/>
-          <w:cols w:space="720"/>
-        </w:sectPr>
-      </w:pPr>
-    </w:p>
-    <w:p>
-      <w:pPr>
-        <w:rPr>
-          <w:rFonts w:ascii="Aptos" w:eastAsia="Aptos" w:hAnsi="Aptos" w:cs="Aptos"/>
-          <w:b/>
-          <w:color w:val="FF0000"/>
-          <w:sz w:val="30"/>
-          <w:szCs w:val="30"/>
-          <w:u w:val="single"/>
-        </w:rPr>
-      </w:pPr>
-      <w:r>
-        <w:rPr>
-          <w:rFonts w:ascii="Aptos" w:eastAsia="Aptos" w:hAnsi="Aptos" w:cs="Aptos"/>
-          <w:b/>
-          <w:color w:val="FF0000"/>
-          <w:sz w:val="30"/>
-          <w:szCs w:val="30"/>
-          <w:u w:val="single"/>
-        </w:rPr>
-        <w:lastRenderedPageBreak/>
-        <w:t>Please read all the instructions on this document carefully!!!</w:t>
-      </w:r>
-    </w:p>
-    <w:p>
-      <w:pPr>
-        <w:rPr>
-          <w:rFonts w:ascii="Aptos" w:eastAsia="Aptos" w:hAnsi="Aptos" w:cs="Aptos"/>
-          <w:color w:val="FF0000"/>
-          <w:sz w:val="24"/>
-          <w:szCs w:val="24"/>
-        </w:rPr>
-      </w:pPr>
-    </w:p>
-    <w:p>
-      <w:pPr>
-        <w:rPr>
-          <w:rFonts w:ascii="Aptos" w:eastAsia="Aptos" w:hAnsi="Aptos" w:cs="Aptos"/>
-          <w:b/>
-          <w:color w:val="FF0000"/>
-          <w:sz w:val="24"/>
-          <w:szCs w:val="24"/>
-        </w:rPr>
-      </w:pPr>
-      <w:r>
-        <w:rPr>
-          <w:rFonts w:ascii="Aptos" w:eastAsia="Aptos" w:hAnsi="Aptos" w:cs="Aptos"/>
-          <w:b/>
-          <w:color w:val="FF0000"/>
-          <w:sz w:val="24"/>
-          <w:szCs w:val="24"/>
-        </w:rPr>
-        <w:t>Filling out the cover sheet</w:t>
-      </w:r>
-    </w:p>
-    <w:p>
-      <w:pPr>
-        <w:rPr>
-          <w:rFonts w:ascii="Aptos" w:eastAsia="Aptos" w:hAnsi="Aptos" w:cs="Aptos"/>
-          <w:b/>
-          <w:color w:val="FF0000"/>
-          <w:sz w:val="24"/>
-          <w:szCs w:val="24"/>
-        </w:rPr>
-      </w:pPr>
-    </w:p>
-    <w:p>
-      <w:pPr>
-        <w:rPr>
-          <w:rFonts w:ascii="Aptos" w:eastAsia="Aptos" w:hAnsi="Aptos" w:cs="Aptos"/>
-          <w:color w:val="FF0000"/>
-          <w:sz w:val="24"/>
-          <w:szCs w:val="24"/>
-        </w:rPr>
-      </w:pPr>
-      <w:r>
-        <w:rPr>
-          <w:rFonts w:ascii="Aptos" w:eastAsia="Aptos" w:hAnsi="Aptos" w:cs="Aptos"/>
-          <w:color w:val="FF0000"/>
-          <w:sz w:val="24"/>
-          <w:szCs w:val="24"/>
-        </w:rPr>
-        <w:t>Fill out the top section of the cover page with all the required information.</w:t>
-      </w:r>
-    </w:p>
-    <w:p>
-      <w:pPr>
-        <w:rPr>
-          <w:rFonts w:ascii="Aptos" w:eastAsia="Aptos" w:hAnsi="Aptos" w:cs="Aptos"/>
-          <w:color w:val="FF0000"/>
-          <w:sz w:val="24"/>
-          <w:szCs w:val="24"/>
-        </w:rPr>
-      </w:pPr>
-    </w:p>
-    <w:p>
-      <w:pPr>
-        <w:rPr>
-          <w:rFonts w:ascii="Aptos" w:eastAsia="Aptos" w:hAnsi="Aptos" w:cs="Aptos"/>
-          <w:color w:val="FF0000"/>
-          <w:sz w:val="24"/>
-          <w:szCs w:val="24"/>
-        </w:rPr>
-      </w:pPr>
-      <w:r>
-        <w:rPr>
-          <w:rFonts w:ascii="Aptos" w:eastAsia="Aptos" w:hAnsi="Aptos" w:cs="Aptos"/>
-          <w:color w:val="FF0000"/>
-          <w:sz w:val="24"/>
-          <w:szCs w:val="24"/>
-        </w:rPr>
-        <w:t>In the "Use of AI" section, choose the statement that accurately reflects your work:</w:t>
-      </w:r>
-    </w:p>
-    <w:p>
-      <w:pPr>
-        <w:rPr>
-          <w:rFonts w:ascii="Aptos" w:eastAsia="Aptos" w:hAnsi="Aptos" w:cs="Aptos"/>
-          <w:b/>
-          <w:color w:val="FF0000"/>
-          <w:sz w:val="24"/>
-          <w:szCs w:val="24"/>
-        </w:rPr>
-      </w:pPr>
-    </w:p>
-    <w:p>
-      <w:pPr>
-        <w:rPr>
-          <w:rFonts w:ascii="Aptos" w:eastAsia="Aptos" w:hAnsi="Aptos" w:cs="Aptos"/>
-          <w:color w:val="FF0000"/>
-          <w:sz w:val="24"/>
-          <w:szCs w:val="24"/>
-        </w:rPr>
-      </w:pPr>
-      <w:r>
-        <w:rPr>
-          <w:rFonts w:ascii="Aptos" w:eastAsia="Aptos" w:hAnsi="Aptos" w:cs="Aptos"/>
-          <w:b/>
-          <w:color w:val="FF0000"/>
-          <w:sz w:val="24"/>
-          <w:szCs w:val="24"/>
-        </w:rPr>
-        <w:t>If you utilized AI</w:t>
-      </w:r>
-      <w:r>
-        <w:rPr>
-          <w:rFonts w:ascii="Aptos" w:eastAsia="Aptos" w:hAnsi="Aptos" w:cs="Aptos"/>
-          <w:color w:val="FF0000"/>
-          <w:sz w:val="24"/>
-          <w:szCs w:val="24"/>
-        </w:rPr>
-        <w:t>: select the first statement. Provide details about the AI tool used and its application. Delete the second statement.</w:t>
-      </w:r>
-    </w:p>
-    <w:p>
-      <w:pPr>
-        <w:rPr>
-          <w:rFonts w:ascii="Aptos" w:eastAsia="Aptos" w:hAnsi="Aptos" w:cs="Aptos"/>
-          <w:color w:val="FF0000"/>
-          <w:sz w:val="24"/>
-          <w:szCs w:val="24"/>
-        </w:rPr>
-      </w:pPr>
-      <w:r>
-        <w:rPr>
-          <w:rFonts w:ascii="Aptos" w:eastAsia="Aptos" w:hAnsi="Aptos" w:cs="Aptos"/>
-          <w:color w:val="FF0000"/>
-          <w:sz w:val="24"/>
-          <w:szCs w:val="24"/>
-        </w:rPr>
-        <w:t>Example: "I acknowledge the use of Grammarly for improving spelling and grammar."</w:t>
-      </w:r>
-    </w:p>
-    <w:p>
-      <w:pPr>
-        <w:rPr>
-          <w:rFonts w:ascii="Aptos" w:eastAsia="Aptos" w:hAnsi="Aptos" w:cs="Aptos"/>
-          <w:color w:val="FF0000"/>
-          <w:sz w:val="24"/>
-          <w:szCs w:val="24"/>
-        </w:rPr>
-      </w:pPr>
-      <w:r>
-        <w:rPr>
-          <w:rFonts w:ascii="Aptos" w:eastAsia="Aptos" w:hAnsi="Aptos" w:cs="Aptos"/>
-          <w:color w:val="FF0000"/>
-          <w:sz w:val="24"/>
-          <w:szCs w:val="24"/>
-        </w:rPr>
-        <w:t>OR: "I acknowledge the use of ChatGPT for structuring the assignment."</w:t>
-      </w:r>
-    </w:p>
-    <w:p>
-      <w:pPr>
-        <w:rPr>
-          <w:rFonts w:ascii="Aptos" w:eastAsia="Aptos" w:hAnsi="Aptos" w:cs="Aptos"/>
-          <w:color w:val="FF0000"/>
-          <w:sz w:val="24"/>
-          <w:szCs w:val="24"/>
-        </w:rPr>
-      </w:pPr>
-      <w:r>
-        <w:rPr>
-          <w:rFonts w:ascii="Aptos" w:eastAsia="Aptos" w:hAnsi="Aptos" w:cs="Aptos"/>
-          <w:color w:val="FF0000"/>
-          <w:sz w:val="24"/>
-          <w:szCs w:val="24"/>
-        </w:rPr>
-        <w:t>Additionally, if you have used AI-generated content to inform a particular section of an assignment, you should cite its use as though you are referencing any other resource such as a journal article or book. You should then provide an appendix that shows the prompt you used, and text generated by the AI tool as evidence.</w:t>
-      </w:r>
-    </w:p>
-    <w:p>
-      <w:pPr>
-        <w:rPr>
-          <w:rFonts w:ascii="Aptos" w:eastAsia="Aptos" w:hAnsi="Aptos" w:cs="Aptos"/>
-          <w:color w:val="FF0000"/>
-          <w:sz w:val="24"/>
-          <w:szCs w:val="24"/>
-        </w:rPr>
-      </w:pPr>
-      <w:r>
-        <w:rPr>
-          <w:rFonts w:ascii="Aptos" w:eastAsia="Aptos" w:hAnsi="Aptos" w:cs="Aptos"/>
-          <w:color w:val="FF0000"/>
-          <w:sz w:val="24"/>
-          <w:szCs w:val="24"/>
-        </w:rPr>
-        <w:t>Information on how to reference AI tools is available in the Harvard Referencing Handbook, which can be downloaded at:</w:t>
-      </w:r>
-      <w:r>
-        <w:t xml:space="preserve"> </w:t>
-      </w:r>
-      <w:r>
-        <w:rPr>
-          <w:rFonts w:ascii="Aptos" w:eastAsia="Aptos" w:hAnsi="Aptos" w:cs="Aptos"/>
-          <w:color w:val="FF0000"/>
-          <w:sz w:val="24"/>
-          <w:szCs w:val="24"/>
-        </w:rPr>
-        <w:t>https://library.cct.ie/referencing/harvard</w:t>
-      </w:r>
-    </w:p>
-    <w:p>
-      <w:pPr>
-        <w:rPr>
-          <w:rFonts w:ascii="Aptos" w:eastAsia="Aptos" w:hAnsi="Aptos" w:cs="Aptos"/>
-          <w:b/>
-          <w:color w:val="FF0000"/>
-          <w:sz w:val="24"/>
-          <w:szCs w:val="24"/>
-        </w:rPr>
-      </w:pPr>
-    </w:p>
-    <w:p>
-      <w:pPr>
-        <w:rPr>
-          <w:rFonts w:ascii="Aptos" w:eastAsia="Aptos" w:hAnsi="Aptos" w:cs="Aptos"/>
-          <w:color w:val="FF0000"/>
-          <w:sz w:val="24"/>
-          <w:szCs w:val="24"/>
-        </w:rPr>
-      </w:pPr>
-      <w:r>
-        <w:rPr>
-          <w:rFonts w:ascii="Aptos" w:eastAsia="Aptos" w:hAnsi="Aptos" w:cs="Aptos"/>
-          <w:b/>
-          <w:color w:val="FF0000"/>
-          <w:sz w:val="24"/>
-          <w:szCs w:val="24"/>
-        </w:rPr>
-        <w:t>If you did not use AI tools</w:t>
-      </w:r>
-      <w:r>
-        <w:rPr>
-          <w:rFonts w:ascii="Aptos" w:eastAsia="Aptos" w:hAnsi="Aptos" w:cs="Aptos"/>
-          <w:color w:val="FF0000"/>
-          <w:sz w:val="24"/>
-          <w:szCs w:val="24"/>
-        </w:rPr>
-        <w:t>: delete the first statement and keep the second one.</w:t>
-      </w:r>
-    </w:p>
-    <w:p>
-      <w:pPr>
-        <w:rPr>
-          <w:rFonts w:ascii="Aptos" w:eastAsia="Aptos" w:hAnsi="Aptos" w:cs="Aptos"/>
-          <w:color w:val="FF0000"/>
-          <w:sz w:val="24"/>
-          <w:szCs w:val="24"/>
-        </w:rPr>
-      </w:pPr>
-    </w:p>
-    <w:p>
-      <w:pPr>
-        <w:spacing w:line="240" w:lineRule="auto"/>
-        <w:rPr>
-          <w:rFonts w:ascii="Times New Roman" w:eastAsia="Times New Roman" w:hAnsi="Times New Roman" w:cs="Times New Roman"/>
-          <w:color w:val="FF0000"/>
-          <w:sz w:val="24"/>
-          <w:szCs w:val="24"/>
-        </w:rPr>
-      </w:pPr>
-      <w:r>
-        <w:rPr>
-          <w:rFonts w:ascii="Aptos" w:eastAsia="Times New Roman" w:hAnsi="Aptos" w:cs="Times New Roman"/>
-          <w:b/>
-          <w:bCs/>
-          <w:color w:val="FF0000"/>
-          <w:sz w:val="30"/>
-          <w:szCs w:val="30"/>
-          <w:u w:val="single"/>
-        </w:rPr>
-        <w:t>Please read all the instructions on this document carefully!!!</w:t>
-      </w:r>
-    </w:p>
-    <w:p>
-      <w:pPr>
-        <w:spacing w:after="0" w:line="240" w:lineRule="auto"/>
-        <w:rPr>
-          <w:rFonts w:ascii="Times New Roman" w:eastAsia="Times New Roman" w:hAnsi="Times New Roman" w:cs="Times New Roman"/>
-          <w:color w:val="FF0000"/>
-          <w:sz w:val="24"/>
-          <w:szCs w:val="24"/>
-        </w:rPr>
-      </w:pPr>
-    </w:p>
-    <w:p>
-      <w:pPr>
-        <w:pStyle w:val="ListParagraph"/>
-        <w:numPr>
-          <w:ilvl w:val="0"/>
-          <w:numId w:val="2"/>
-        </w:numPr>
-        <w:spacing w:line="240" w:lineRule="auto"/>
-        <w:rPr>
-          <w:rFonts w:ascii="Times New Roman" w:eastAsia="Times New Roman" w:hAnsi="Times New Roman" w:cs="Times New Roman"/>
-          <w:color w:val="FF0000"/>
-          <w:sz w:val="24"/>
-          <w:szCs w:val="24"/>
-        </w:rPr>
-      </w:pPr>
-      <w:r>
-        <w:rPr>
-          <w:rFonts w:ascii="Aptos" w:eastAsia="Times New Roman" w:hAnsi="Aptos" w:cs="Times New Roman"/>
-          <w:b/>
-          <w:bCs/>
-          <w:color w:val="FF0000"/>
-          <w:sz w:val="24"/>
-          <w:szCs w:val="24"/>
-        </w:rPr>
-        <w:t>Filling out the cover sheet</w:t>
-      </w:r>
-    </w:p>
-    <w:p>
-      <w:pPr>
-        <w:spacing w:line="240" w:lineRule="auto"/>
-        <w:ind w:left="720"/>
-        <w:rPr>
-          <w:rFonts w:ascii="Times New Roman" w:eastAsia="Times New Roman" w:hAnsi="Times New Roman" w:cs="Times New Roman"/>
-          <w:color w:val="FF0000"/>
-          <w:sz w:val="24"/>
-          <w:szCs w:val="24"/>
-        </w:rPr>
-      </w:pPr>
-      <w:r>
-        <w:rPr>
-          <w:rFonts w:ascii="Aptos" w:eastAsia="Times New Roman" w:hAnsi="Aptos" w:cs="Times New Roman"/>
-          <w:color w:val="FF0000"/>
-          <w:sz w:val="24"/>
-          <w:szCs w:val="24"/>
-        </w:rPr>
-        <w:t>Fill out the top section of the cover page with all the required information.</w:t>
-      </w:r>
-    </w:p>
-    <w:p>
-      <w:pPr>
-        <w:spacing w:after="0" w:line="240" w:lineRule="auto"/>
-        <w:ind w:left="720"/>
-        <w:rPr>
-          <w:rFonts w:ascii="Times New Roman" w:eastAsia="Times New Roman" w:hAnsi="Times New Roman" w:cs="Times New Roman"/>
-          <w:color w:val="FF0000"/>
-          <w:sz w:val="24"/>
-          <w:szCs w:val="24"/>
-        </w:rPr>
-      </w:pPr>
-    </w:p>
-    <w:p>
-      <w:pPr>
-        <w:spacing w:line="240" w:lineRule="auto"/>
-        <w:ind w:left="720"/>
-        <w:rPr>
-          <w:rFonts w:ascii="Times New Roman" w:eastAsia="Times New Roman" w:hAnsi="Times New Roman" w:cs="Times New Roman"/>
-          <w:color w:val="FF0000"/>
-          <w:sz w:val="24"/>
-          <w:szCs w:val="24"/>
-        </w:rPr>
-      </w:pPr>
-      <w:r>
-        <w:rPr>
-          <w:rFonts w:ascii="Aptos" w:eastAsia="Times New Roman" w:hAnsi="Aptos" w:cs="Times New Roman"/>
-          <w:color w:val="FF0000"/>
-          <w:sz w:val="24"/>
-          <w:szCs w:val="24"/>
-        </w:rPr>
-        <w:t>In the "Use of AI" section, choose the statement that accurately reflects your work:</w:t>
-      </w:r>
-    </w:p>
-    <w:p>
-      <w:pPr>
-        <w:spacing w:after="0" w:line="240" w:lineRule="auto"/>
-        <w:ind w:left="720"/>
-        <w:rPr>
-          <w:rFonts w:ascii="Times New Roman" w:eastAsia="Times New Roman" w:hAnsi="Times New Roman" w:cs="Times New Roman"/>
-          <w:color w:val="FF0000"/>
-          <w:sz w:val="24"/>
-          <w:szCs w:val="24"/>
-        </w:rPr>
-      </w:pPr>
-    </w:p>
-    <w:p>
-      <w:pPr>
-        <w:spacing w:line="240" w:lineRule="auto"/>
-        <w:ind w:left="720"/>
-        <w:rPr>
-          <w:rFonts w:ascii="Times New Roman" w:eastAsia="Times New Roman" w:hAnsi="Times New Roman" w:cs="Times New Roman"/>
-          <w:color w:val="FF0000"/>
-          <w:sz w:val="24"/>
-          <w:szCs w:val="24"/>
-        </w:rPr>
-      </w:pPr>
-      <w:r>
-        <w:rPr>
-          <w:rFonts w:ascii="Aptos" w:eastAsia="Times New Roman" w:hAnsi="Aptos" w:cs="Times New Roman"/>
-          <w:b/>
-          <w:bCs/>
-          <w:color w:val="FF0000"/>
-          <w:sz w:val="24"/>
-          <w:szCs w:val="24"/>
-        </w:rPr>
-        <w:t>If you utilized AI</w:t>
-      </w:r>
-      <w:r>
-        <w:rPr>
-          <w:rFonts w:ascii="Aptos" w:eastAsia="Times New Roman" w:hAnsi="Aptos" w:cs="Times New Roman"/>
-          <w:color w:val="FF0000"/>
-          <w:sz w:val="24"/>
-          <w:szCs w:val="24"/>
-        </w:rPr>
-        <w:t>: select the first statement. Provide details about the AI tool used and its application. Delete the second statement.</w:t>
-      </w:r>
-    </w:p>
-    <w:p>
-      <w:pPr>
-        <w:spacing w:line="240" w:lineRule="auto"/>
-        <w:ind w:left="720"/>
-        <w:rPr>
-          <w:rFonts w:ascii="Times New Roman" w:eastAsia="Times New Roman" w:hAnsi="Times New Roman" w:cs="Times New Roman"/>
-          <w:color w:val="FF0000"/>
-          <w:sz w:val="24"/>
-          <w:szCs w:val="24"/>
-        </w:rPr>
-      </w:pPr>
-      <w:r>
-        <w:rPr>
-          <w:rFonts w:ascii="Aptos" w:eastAsia="Times New Roman" w:hAnsi="Aptos" w:cs="Times New Roman"/>
-          <w:color w:val="FF0000"/>
-          <w:sz w:val="24"/>
-          <w:szCs w:val="24"/>
-        </w:rPr>
-        <w:t>Example: "I acknowledge the use of Grammarly for improving spelling and grammar."</w:t>
-      </w:r>
-    </w:p>
-    <w:p>
-      <w:pPr>
-        <w:spacing w:line="240" w:lineRule="auto"/>
-        <w:ind w:left="720"/>
-        <w:rPr>
-          <w:rFonts w:ascii="Times New Roman" w:eastAsia="Times New Roman" w:hAnsi="Times New Roman" w:cs="Times New Roman"/>
-          <w:color w:val="FF0000"/>
-          <w:sz w:val="24"/>
-          <w:szCs w:val="24"/>
-        </w:rPr>
-      </w:pPr>
-      <w:r>
-        <w:rPr>
-          <w:rFonts w:ascii="Aptos" w:eastAsia="Times New Roman" w:hAnsi="Aptos" w:cs="Times New Roman"/>
-          <w:color w:val="FF0000"/>
-          <w:sz w:val="24"/>
-          <w:szCs w:val="24"/>
-        </w:rPr>
-        <w:lastRenderedPageBreak/>
-        <w:t>OR: "I acknowledge the use of ChatGPT for structuring the assignment."</w:t>
-      </w:r>
-    </w:p>
-    <w:p>
-      <w:pPr>
-        <w:spacing w:line="240" w:lineRule="auto"/>
-        <w:ind w:left="720"/>
-        <w:rPr>
-          <w:rFonts w:ascii="Times New Roman" w:eastAsia="Times New Roman" w:hAnsi="Times New Roman" w:cs="Times New Roman"/>
-          <w:color w:val="FF0000"/>
-          <w:sz w:val="24"/>
-          <w:szCs w:val="24"/>
-        </w:rPr>
-      </w:pPr>
-      <w:r>
-        <w:rPr>
-          <w:rFonts w:ascii="Aptos" w:eastAsia="Times New Roman" w:hAnsi="Aptos" w:cs="Times New Roman"/>
-          <w:color w:val="FF0000"/>
-          <w:sz w:val="24"/>
-          <w:szCs w:val="24"/>
-        </w:rPr>
-        <w:t>Additionally, if you have used AI-generated content to inform a particular section of an assignment, you should cite its use as though you are referencing any other resource such as a journal article or book. You should then provide an appendix that shows the prompt you used, and text generated by the AI tool as evidence.</w:t>
-      </w:r>
-    </w:p>
-    <w:p>
-      <w:pPr>
-        <w:spacing w:line="240" w:lineRule="auto"/>
-        <w:ind w:left="720"/>
-        <w:rPr>
-          <w:rFonts w:ascii="Times New Roman" w:eastAsia="Times New Roman" w:hAnsi="Times New Roman" w:cs="Times New Roman"/>
-          <w:color w:val="FF0000"/>
-          <w:sz w:val="24"/>
-          <w:szCs w:val="24"/>
-        </w:rPr>
-      </w:pPr>
-      <w:r>
-        <w:rPr>
-          <w:rFonts w:ascii="Aptos" w:eastAsia="Times New Roman" w:hAnsi="Aptos" w:cs="Times New Roman"/>
-          <w:color w:val="FF0000"/>
-          <w:sz w:val="24"/>
-          <w:szCs w:val="24"/>
-        </w:rPr>
-        <w:t>Information on how to reference AI tools is available in the Harvard Referencing Handbook, which can be downloaded at:</w:t>
-      </w:r>
-      <w:r>
-        <w:rPr>
-          <w:rFonts w:eastAsia="Times New Roman"/>
-          <w:color w:val="FF0000"/>
-        </w:rPr>
-        <w:t xml:space="preserve"> </w:t>
-      </w:r>
-      <w:r>
-        <w:rPr>
-          <w:rFonts w:ascii="Aptos" w:eastAsia="Times New Roman" w:hAnsi="Aptos" w:cs="Times New Roman"/>
-          <w:color w:val="FF0000"/>
-          <w:sz w:val="24"/>
-          <w:szCs w:val="24"/>
-        </w:rPr>
-        <w:t>https://library.cct.ie/referencing/harvard</w:t>
-      </w:r>
-    </w:p>
-    <w:p>
-      <w:pPr>
-        <w:spacing w:after="0" w:line="240" w:lineRule="auto"/>
-        <w:ind w:left="720"/>
-        <w:rPr>
-          <w:rFonts w:ascii="Times New Roman" w:eastAsia="Times New Roman" w:hAnsi="Times New Roman" w:cs="Times New Roman"/>
-          <w:color w:val="FF0000"/>
-          <w:sz w:val="24"/>
-          <w:szCs w:val="24"/>
-        </w:rPr>
-      </w:pPr>
-    </w:p>
-    <w:p>
-      <w:pPr>
-        <w:spacing w:line="240" w:lineRule="auto"/>
-        <w:ind w:left="720"/>
-        <w:rPr>
-          <w:rFonts w:ascii="Aptos" w:eastAsia="Times New Roman" w:hAnsi="Aptos" w:cs="Times New Roman"/>
-          <w:color w:val="FF0000"/>
-          <w:sz w:val="24"/>
-          <w:szCs w:val="24"/>
-        </w:rPr>
-      </w:pPr>
-      <w:r>
-        <w:rPr>
-          <w:rFonts w:ascii="Aptos" w:eastAsia="Times New Roman" w:hAnsi="Aptos" w:cs="Times New Roman"/>
-          <w:b/>
-          <w:bCs/>
-          <w:color w:val="FF0000"/>
-          <w:sz w:val="24"/>
-          <w:szCs w:val="24"/>
-        </w:rPr>
-        <w:t>If you did not use AI tools</w:t>
-      </w:r>
-      <w:r>
-        <w:rPr>
-          <w:rFonts w:ascii="Aptos" w:eastAsia="Times New Roman" w:hAnsi="Aptos" w:cs="Times New Roman"/>
-          <w:color w:val="FF0000"/>
-          <w:sz w:val="24"/>
-          <w:szCs w:val="24"/>
-        </w:rPr>
-        <w:t>: delete the first statement and keep the second one.</w:t>
-      </w:r>
-    </w:p>
-    <w:p>
-      <w:pPr>
-        <w:spacing w:line="240" w:lineRule="auto"/>
-        <w:rPr>
-          <w:rFonts w:ascii="Aptos" w:eastAsia="Times New Roman" w:hAnsi="Aptos" w:cs="Times New Roman"/>
-          <w:color w:val="FF0000"/>
-          <w:sz w:val="24"/>
-          <w:szCs w:val="24"/>
-        </w:rPr>
-      </w:pPr>
-    </w:p>
-    <w:p>
-      <w:pPr>
-        <w:pStyle w:val="ListParagraph"/>
-        <w:numPr>
-          <w:ilvl w:val="0"/>
-          <w:numId w:val="1"/>
-        </w:numPr>
-        <w:rPr>
-          <w:rFonts w:asciiTheme="minorHAnsi" w:hAnsiTheme="minorHAnsi"/>
-          <w:b/>
-          <w:bCs/>
-          <w:color w:val="FF0000"/>
-          <w:sz w:val="24"/>
-          <w:szCs w:val="24"/>
-        </w:rPr>
-      </w:pPr>
-      <w:r>
-        <w:rPr>
-          <w:rFonts w:asciiTheme="minorHAnsi" w:hAnsiTheme="minorHAnsi"/>
-          <w:b/>
-          <w:bCs/>
-          <w:color w:val="FF0000"/>
-          <w:sz w:val="24"/>
-          <w:szCs w:val="24"/>
-        </w:rPr>
-        <w:t>Version Control</w:t>
-      </w:r>
-    </w:p>
-    <w:p>
-      <w:pPr>
-        <w:spacing w:before="100" w:beforeAutospacing="1" w:after="100" w:afterAutospacing="1" w:line="240" w:lineRule="auto"/>
-        <w:ind w:left="720"/>
-        <w:outlineLvl w:val="2"/>
-        <w:rPr>
-          <w:rFonts w:asciiTheme="minorHAnsi" w:eastAsia="Times New Roman" w:hAnsiTheme="minorHAnsi" w:cs="Times New Roman"/>
-          <w:b/>
-          <w:bCs/>
-          <w:color w:val="FF0000"/>
-          <w:sz w:val="24"/>
-          <w:szCs w:val="24"/>
-        </w:rPr>
-      </w:pPr>
-      <w:r>
-        <w:rPr>
-          <w:rFonts w:asciiTheme="minorHAnsi" w:eastAsia="Times New Roman" w:hAnsiTheme="minorHAnsi" w:cs="Times New Roman"/>
-          <w:b/>
-          <w:bCs/>
-          <w:color w:val="FF0000"/>
-          <w:sz w:val="24"/>
-          <w:szCs w:val="24"/>
-        </w:rPr>
-        <w:t>Enabling Version Control in Microsoft Word:</w:t>
-      </w:r>
-    </w:p>
-    <w:p>
-      <w:pPr>
-        <w:spacing w:before="100" w:beforeAutospacing="1" w:after="100" w:afterAutospacing="1" w:line="240" w:lineRule="auto"/>
-        <w:ind w:left="720"/>
-        <w:rPr>
-          <w:rFonts w:asciiTheme="minorHAnsi" w:eastAsia="Times New Roman" w:hAnsiTheme="minorHAnsi" w:cs="Times New Roman"/>
-          <w:color w:val="FF0000"/>
-          <w:sz w:val="24"/>
-          <w:szCs w:val="24"/>
-        </w:rPr>
-      </w:pPr>
-      <w:r>
-        <w:rPr>
-          <w:rFonts w:asciiTheme="minorHAnsi" w:eastAsia="Times New Roman" w:hAnsiTheme="minorHAnsi" w:cs="Times New Roman"/>
-          <w:color w:val="FF0000"/>
-          <w:sz w:val="24"/>
-          <w:szCs w:val="24"/>
-        </w:rPr>
-        <w:t>Version control in Microsoft Word can be achieved in a few ways. Here’s how to do it:</w:t>
-      </w:r>
-    </w:p>
-    <w:p>
-      <w:pPr>
-        <w:spacing w:before="100" w:beforeAutospacing="1" w:after="100" w:afterAutospacing="1" w:line="240" w:lineRule="auto"/>
-        <w:ind w:left="720"/>
-        <w:outlineLvl w:val="3"/>
-        <w:rPr>
-          <w:rFonts w:asciiTheme="minorHAnsi" w:eastAsia="Times New Roman" w:hAnsiTheme="minorHAnsi" w:cs="Times New Roman"/>
-          <w:b/>
-          <w:bCs/>
-          <w:color w:val="FF0000"/>
-          <w:sz w:val="24"/>
-          <w:szCs w:val="24"/>
-        </w:rPr>
-      </w:pPr>
-      <w:r>
-        <w:rPr>
-          <w:rFonts w:asciiTheme="minorHAnsi" w:eastAsia="Times New Roman" w:hAnsiTheme="minorHAnsi" w:cs="Times New Roman"/>
-          <w:b/>
-          <w:bCs/>
-          <w:color w:val="FF0000"/>
-          <w:sz w:val="24"/>
-          <w:szCs w:val="24"/>
-        </w:rPr>
-        <w:t>1. Using Track Changes:</w:t>
-      </w:r>
-    </w:p>
-    <w:p>
-      <w:pPr>
-        <w:numPr>
-          <w:ilvl w:val="0"/>
-          <w:numId w:val="3"/>
-        </w:numPr>
-        <w:tabs>
-          <w:tab w:val="clear" w:pos="720"/>
-          <w:tab w:val="num" w:pos="1440"/>
-        </w:tabs>
-        <w:spacing w:before="100" w:beforeAutospacing="1" w:after="100" w:afterAutospacing="1" w:line="240" w:lineRule="auto"/>
-        <w:ind w:left="1440"/>
-        <w:rPr>
-          <w:rFonts w:asciiTheme="minorHAnsi" w:eastAsia="Times New Roman" w:hAnsiTheme="minorHAnsi" w:cs="Times New Roman"/>
-          <w:color w:val="FF0000"/>
-          <w:sz w:val="24"/>
-          <w:szCs w:val="24"/>
-        </w:rPr>
-      </w:pPr>
-      <w:r>
-        <w:rPr>
-          <w:rFonts w:asciiTheme="minorHAnsi" w:eastAsia="Times New Roman" w:hAnsiTheme="minorHAnsi" w:cs="Times New Roman"/>
-          <w:b/>
-          <w:bCs/>
-          <w:color w:val="FF0000"/>
-          <w:sz w:val="24"/>
-          <w:szCs w:val="24"/>
-        </w:rPr>
-        <w:t>Track Changes</w:t>
-      </w:r>
-      <w:r>
-        <w:rPr>
-          <w:rFonts w:asciiTheme="minorHAnsi" w:eastAsia="Times New Roman" w:hAnsiTheme="minorHAnsi" w:cs="Times New Roman"/>
-          <w:color w:val="FF0000"/>
-          <w:sz w:val="24"/>
-          <w:szCs w:val="24"/>
-        </w:rPr>
-        <w:t xml:space="preserve"> is a built-in feature of Word that helps users monitor edits. </w:t>
-      </w:r>
-    </w:p>
-    <w:p>
-      <w:pPr>
-        <w:spacing w:before="100" w:beforeAutospacing="1" w:after="100" w:afterAutospacing="1" w:line="240" w:lineRule="auto"/>
-        <w:ind w:left="1440"/>
-        <w:rPr>
-          <w:rFonts w:asciiTheme="minorHAnsi" w:eastAsia="Times New Roman" w:hAnsiTheme="minorHAnsi" w:cs="Times New Roman"/>
-          <w:color w:val="FF0000"/>
-          <w:sz w:val="24"/>
-          <w:szCs w:val="24"/>
-        </w:rPr>
-      </w:pPr>
-      <w:r>
-        <w:rPr>
-          <w:rFonts w:asciiTheme="minorHAnsi" w:eastAsia="Times New Roman" w:hAnsiTheme="minorHAnsi" w:cs="Times New Roman"/>
-          <w:color w:val="FF0000"/>
-          <w:sz w:val="24"/>
-          <w:szCs w:val="24"/>
-        </w:rPr>
-        <w:t>To enable:</w:t>
-      </w:r>
-    </w:p>
-    <w:p>
-      <w:pPr>
-        <w:numPr>
-          <w:ilvl w:val="1"/>
-          <w:numId w:val="3"/>
-        </w:numPr>
-        <w:tabs>
-          <w:tab w:val="clear" w:pos="1440"/>
-          <w:tab w:val="num" w:pos="2160"/>
-        </w:tabs>
-        <w:spacing w:before="100" w:beforeAutospacing="1" w:after="100" w:afterAutospacing="1" w:line="240" w:lineRule="auto"/>
-        <w:ind w:left="2160"/>
-        <w:rPr>
-          <w:rFonts w:asciiTheme="minorHAnsi" w:eastAsia="Times New Roman" w:hAnsiTheme="minorHAnsi" w:cs="Times New Roman"/>
-          <w:color w:val="FF0000"/>
-          <w:sz w:val="24"/>
-          <w:szCs w:val="24"/>
-        </w:rPr>
-      </w:pPr>
-      <w:r>
-        <w:rPr>
-          <w:rFonts w:asciiTheme="minorHAnsi" w:eastAsia="Times New Roman" w:hAnsiTheme="minorHAnsi" w:cs="Times New Roman"/>
-          <w:color w:val="FF0000"/>
-          <w:sz w:val="24"/>
-          <w:szCs w:val="24"/>
-        </w:rPr>
-        <w:t xml:space="preserve">Go to the </w:t>
-      </w:r>
-      <w:r>
-        <w:rPr>
-          <w:rFonts w:asciiTheme="minorHAnsi" w:eastAsia="Times New Roman" w:hAnsiTheme="minorHAnsi" w:cs="Times New Roman"/>
-          <w:b/>
-          <w:bCs/>
-          <w:color w:val="FF0000"/>
-          <w:sz w:val="24"/>
-          <w:szCs w:val="24"/>
-        </w:rPr>
-        <w:t>Review</w:t>
-      </w:r>
-      <w:r>
-        <w:rPr>
-          <w:rFonts w:asciiTheme="minorHAnsi" w:eastAsia="Times New Roman" w:hAnsiTheme="minorHAnsi" w:cs="Times New Roman"/>
-          <w:color w:val="FF0000"/>
-          <w:sz w:val="24"/>
-          <w:szCs w:val="24"/>
-        </w:rPr>
-        <w:t xml:space="preserve"> tab.</w:t>
-      </w:r>
-    </w:p>
-    <w:p>
-      <w:pPr>
-        <w:numPr>
-          <w:ilvl w:val="1"/>
-          <w:numId w:val="3"/>
-        </w:numPr>
-        <w:tabs>
-          <w:tab w:val="clear" w:pos="1440"/>
-          <w:tab w:val="num" w:pos="2160"/>
-        </w:tabs>
-        <w:spacing w:before="100" w:beforeAutospacing="1" w:after="100" w:afterAutospacing="1" w:line="240" w:lineRule="auto"/>
-        <w:ind w:left="2160"/>
-        <w:rPr>
-          <w:rFonts w:asciiTheme="minorHAnsi" w:eastAsia="Times New Roman" w:hAnsiTheme="minorHAnsi" w:cs="Times New Roman"/>
-          <w:color w:val="FF0000"/>
-          <w:sz w:val="24"/>
-          <w:szCs w:val="24"/>
-        </w:rPr>
-      </w:pPr>
-      <w:r>
-        <w:rPr>
-          <w:rFonts w:asciiTheme="minorHAnsi" w:eastAsia="Times New Roman" w:hAnsiTheme="minorHAnsi" w:cs="Times New Roman"/>
-          <w:color w:val="FF0000"/>
-          <w:sz w:val="24"/>
-          <w:szCs w:val="24"/>
-        </w:rPr>
-        <w:t xml:space="preserve">Click </w:t>
-      </w:r>
-      <w:r>
-        <w:rPr>
-          <w:rFonts w:asciiTheme="minorHAnsi" w:eastAsia="Times New Roman" w:hAnsiTheme="minorHAnsi" w:cs="Times New Roman"/>
-          <w:b/>
-          <w:bCs/>
-          <w:color w:val="FF0000"/>
-          <w:sz w:val="24"/>
-          <w:szCs w:val="24"/>
-        </w:rPr>
-        <w:t>Track Changes</w:t>
-      </w:r>
-      <w:r>
-        <w:rPr>
-          <w:rFonts w:asciiTheme="minorHAnsi" w:eastAsia="Times New Roman" w:hAnsiTheme="minorHAnsi" w:cs="Times New Roman"/>
-          <w:color w:val="FF0000"/>
-          <w:sz w:val="24"/>
-          <w:szCs w:val="24"/>
-        </w:rPr>
-        <w:t xml:space="preserve"> </w:t>
-      </w:r>
-    </w:p>
-    <w:p>
-      <w:pPr>
-        <w:numPr>
-          <w:ilvl w:val="1"/>
-          <w:numId w:val="3"/>
-        </w:numPr>
-        <w:tabs>
-          <w:tab w:val="clear" w:pos="1440"/>
-          <w:tab w:val="num" w:pos="2160"/>
-        </w:tabs>
-        <w:spacing w:before="100" w:beforeAutospacing="1" w:after="100" w:afterAutospacing="1" w:line="240" w:lineRule="auto"/>
-        <w:ind w:left="2160"/>
-        <w:rPr>
-          <w:rFonts w:asciiTheme="minorHAnsi" w:eastAsia="Times New Roman" w:hAnsiTheme="minorHAnsi" w:cs="Times New Roman"/>
-          <w:color w:val="FF0000"/>
-          <w:sz w:val="24"/>
-          <w:szCs w:val="24"/>
-        </w:rPr>
-      </w:pPr>
-      <w:r>
-        <w:rPr>
-          <w:rFonts w:asciiTheme="minorHAnsi" w:eastAsia="Times New Roman" w:hAnsiTheme="minorHAnsi" w:cs="Times New Roman"/>
-          <w:color w:val="FF0000"/>
-          <w:sz w:val="24"/>
-          <w:szCs w:val="24"/>
-        </w:rPr>
-        <w:t>Word will start recording changes and can show who made each edit.</w:t>
-      </w:r>
-    </w:p>
-    <w:p>
-      <w:pPr>
-        <w:numPr>
-          <w:ilvl w:val="1"/>
-          <w:numId w:val="3"/>
-        </w:numPr>
-        <w:tabs>
-          <w:tab w:val="clear" w:pos="1440"/>
-          <w:tab w:val="num" w:pos="2160"/>
-        </w:tabs>
-        <w:spacing w:before="100" w:beforeAutospacing="1" w:after="100" w:afterAutospacing="1" w:line="240" w:lineRule="auto"/>
-        <w:ind w:left="2160"/>
-        <w:rPr>
-          <w:rFonts w:asciiTheme="minorHAnsi" w:eastAsia="Times New Roman" w:hAnsiTheme="minorHAnsi" w:cs="Times New Roman"/>
-          <w:color w:val="FF0000"/>
-          <w:sz w:val="24"/>
-          <w:szCs w:val="24"/>
-        </w:rPr>
-      </w:pPr>
-      <w:r>
-        <w:rPr>
-          <w:rFonts w:asciiTheme="minorHAnsi" w:eastAsia="Times New Roman" w:hAnsiTheme="minorHAnsi" w:cs="Times New Roman"/>
-          <w:color w:val="FF0000"/>
-          <w:sz w:val="24"/>
-          <w:szCs w:val="24"/>
-        </w:rPr>
-        <w:t xml:space="preserve">Select </w:t>
-      </w:r>
-      <w:r>
-        <w:rPr>
-          <w:rFonts w:asciiTheme="minorHAnsi" w:eastAsia="Times New Roman" w:hAnsiTheme="minorHAnsi" w:cs="Times New Roman"/>
-          <w:b/>
-          <w:bCs/>
-          <w:color w:val="FF0000"/>
-          <w:sz w:val="24"/>
-          <w:szCs w:val="24"/>
-        </w:rPr>
-        <w:t>No Markup</w:t>
-      </w:r>
-      <w:r>
-        <w:rPr>
-          <w:rFonts w:asciiTheme="minorHAnsi" w:eastAsia="Times New Roman" w:hAnsiTheme="minorHAnsi" w:cs="Times New Roman"/>
-          <w:color w:val="FF0000"/>
-          <w:sz w:val="24"/>
-          <w:szCs w:val="24"/>
-        </w:rPr>
-        <w:t xml:space="preserve"> from the drop-down menu.</w:t>
-      </w:r>
-    </w:p>
-    <w:p>
-      <w:pPr>
-        <w:spacing w:before="100" w:beforeAutospacing="1" w:after="100" w:afterAutospacing="1" w:line="240" w:lineRule="auto"/>
-        <w:ind w:left="2160"/>
-        <w:rPr>
-          <w:rFonts w:asciiTheme="minorHAnsi" w:eastAsia="Times New Roman" w:hAnsiTheme="minorHAnsi" w:cs="Times New Roman"/>
-          <w:color w:val="FF0000"/>
-          <w:sz w:val="24"/>
-          <w:szCs w:val="24"/>
-        </w:rPr>
-      </w:pPr>
-      <w:r>
-        <w:rPr>
-          <w:noProof/>
-        </w:rPr>
-        <w:drawing>
-          <wp:inline distT="0" distB="0" distL="0" distR="0" wp14:anchorId="74A2B1EC" wp14:editId="2090A0D3">
-            <wp:extent cx="2047875" cy="1038225"/>
-            <wp:effectExtent l="0" t="0" r="9525" b="9525"/>
-            <wp:docPr id="86440146" name="Picture 1" descr="A screenshot of a computer&#10;&#10;Description automatically generated"/>
-            <wp:cNvGraphicFramePr>
-              <a:graphicFrameLocks xmlns:a="http://schemas.openxmlformats.org/drawingml/2006/main" noChangeAspect="1"/>
-            </wp:cNvGraphicFramePr>
-            <a:graphic xmlns:a="http://schemas.openxmlformats.org/drawingml/2006/main">
-              <a:graphicData uri="http://schemas.openxmlformats.org/drawingml/2006/picture">
-                <pic:pic xmlns:pic="http://schemas.openxmlformats.org/drawingml/2006/picture">
-                  <pic:nvPicPr>
-                    <pic:cNvPr id="86440146" name="Picture 1" descr="A screenshot of a computer&#10;&#10;Description automatically generated"/>
-                    <pic:cNvPicPr/>
-                  </pic:nvPicPr>
-                  <pic:blipFill>
-                    <a:blip r:embed="rId13"/>
-                    <a:stretch>
-                      <a:fillRect/>
-                    </a:stretch>
-                  </pic:blipFill>
-                  <pic:spPr>
-                    <a:xfrm>
-                      <a:off x="0" y="0"/>
-                      <a:ext cx="2047875" cy="1038225"/>
-                    </a:xfrm>
-                    <a:prstGeom prst="rect">
-                      <a:avLst/>
-                    </a:prstGeom>
-                  </pic:spPr>
-                </pic:pic>
-              </a:graphicData>
-            </a:graphic>
-          </wp:inline>
-        </w:drawing>
-      </w:r>
-    </w:p>
-    <w:p>
-      <w:pPr>
-        <w:spacing w:before="100" w:beforeAutospacing="1" w:after="100" w:afterAutospacing="1" w:line="240" w:lineRule="auto"/>
-        <w:ind w:left="720"/>
-        <w:outlineLvl w:val="3"/>
-        <w:rPr>
-          <w:rFonts w:asciiTheme="minorHAnsi" w:eastAsia="Times New Roman" w:hAnsiTheme="minorHAnsi" w:cs="Times New Roman"/>
-          <w:b/>
-          <w:bCs/>
-          <w:color w:val="FF0000"/>
-          <w:sz w:val="24"/>
-          <w:szCs w:val="24"/>
-        </w:rPr>
-      </w:pPr>
-      <w:r>
-        <w:rPr>
-          <w:rFonts w:asciiTheme="minorHAnsi" w:eastAsia="Times New Roman" w:hAnsiTheme="minorHAnsi" w:cs="Times New Roman"/>
-          <w:b/>
-          <w:bCs/>
-          <w:color w:val="FF0000"/>
-          <w:sz w:val="24"/>
-          <w:szCs w:val="24"/>
-        </w:rPr>
-        <w:t>2. Using Microsoft OneDrive or SharePoint:</w:t>
-      </w:r>
-    </w:p>
-    <w:p>
-      <w:pPr>
-        <w:numPr>
-          <w:ilvl w:val="0"/>
-          <w:numId w:val="4"/>
-        </w:numPr>
-        <w:tabs>
-          <w:tab w:val="clear" w:pos="720"/>
-          <w:tab w:val="num" w:pos="1440"/>
-        </w:tabs>
-        <w:spacing w:before="100" w:beforeAutospacing="1" w:after="100" w:afterAutospacing="1" w:line="240" w:lineRule="auto"/>
-        <w:ind w:left="1440"/>
-        <w:rPr>
-          <w:rFonts w:asciiTheme="minorHAnsi" w:eastAsia="Times New Roman" w:hAnsiTheme="minorHAnsi" w:cs="Times New Roman"/>
-          <w:color w:val="FF0000"/>
-          <w:sz w:val="24"/>
-          <w:szCs w:val="24"/>
-        </w:rPr>
-      </w:pPr>
-      <w:r>
-        <w:rPr>
-          <w:rFonts w:asciiTheme="minorHAnsi" w:eastAsia="Times New Roman" w:hAnsiTheme="minorHAnsi" w:cs="Times New Roman"/>
-          <w:color w:val="FF0000"/>
-          <w:sz w:val="24"/>
-          <w:szCs w:val="24"/>
-        </w:rPr>
-        <w:t xml:space="preserve">Save Word documents to </w:t>
-      </w:r>
-      <w:r>
-        <w:rPr>
-          <w:rFonts w:asciiTheme="minorHAnsi" w:eastAsia="Times New Roman" w:hAnsiTheme="minorHAnsi" w:cs="Times New Roman"/>
-          <w:b/>
-          <w:bCs/>
-          <w:color w:val="FF0000"/>
-          <w:sz w:val="24"/>
-          <w:szCs w:val="24"/>
-        </w:rPr>
-        <w:t>OneDrive</w:t>
-      </w:r>
-      <w:r>
-        <w:rPr>
-          <w:rFonts w:asciiTheme="minorHAnsi" w:eastAsia="Times New Roman" w:hAnsiTheme="minorHAnsi" w:cs="Times New Roman"/>
-          <w:color w:val="FF0000"/>
-          <w:sz w:val="24"/>
-          <w:szCs w:val="24"/>
-        </w:rPr>
-        <w:t xml:space="preserve"> or </w:t>
-      </w:r>
-      <w:r>
-        <w:rPr>
-          <w:rFonts w:asciiTheme="minorHAnsi" w:eastAsia="Times New Roman" w:hAnsiTheme="minorHAnsi" w:cs="Times New Roman"/>
-          <w:b/>
-          <w:bCs/>
-          <w:color w:val="FF0000"/>
-          <w:sz w:val="24"/>
-          <w:szCs w:val="24"/>
-        </w:rPr>
-        <w:t>SharePoint</w:t>
-      </w:r>
-      <w:r>
-        <w:rPr>
-          <w:rFonts w:asciiTheme="minorHAnsi" w:eastAsia="Times New Roman" w:hAnsiTheme="minorHAnsi" w:cs="Times New Roman"/>
-          <w:color w:val="FF0000"/>
-          <w:sz w:val="24"/>
-          <w:szCs w:val="24"/>
-        </w:rPr>
-        <w:t xml:space="preserve"> to automatically enable version history.</w:t>
-      </w:r>
-    </w:p>
-    <w:p>
-      <w:pPr>
-        <w:numPr>
-          <w:ilvl w:val="1"/>
-          <w:numId w:val="4"/>
-        </w:numPr>
-        <w:tabs>
-          <w:tab w:val="clear" w:pos="1440"/>
-          <w:tab w:val="num" w:pos="2160"/>
-        </w:tabs>
-        <w:spacing w:before="100" w:beforeAutospacing="1" w:after="100" w:afterAutospacing="1" w:line="240" w:lineRule="auto"/>
-        <w:ind w:left="2160"/>
-        <w:rPr>
-          <w:rFonts w:asciiTheme="minorHAnsi" w:eastAsia="Times New Roman" w:hAnsiTheme="minorHAnsi" w:cs="Times New Roman"/>
-          <w:color w:val="FF0000"/>
-          <w:sz w:val="24"/>
-          <w:szCs w:val="24"/>
-        </w:rPr>
-      </w:pPr>
-      <w:r>
-        <w:rPr>
-          <w:rFonts w:asciiTheme="minorHAnsi" w:eastAsia="Times New Roman" w:hAnsiTheme="minorHAnsi" w:cs="Times New Roman"/>
-          <w:color w:val="FF0000"/>
-          <w:sz w:val="24"/>
-          <w:szCs w:val="24"/>
-        </w:rPr>
-        <w:t xml:space="preserve">Go to </w:t>
-      </w:r>
-      <w:r>
-        <w:rPr>
-          <w:rFonts w:asciiTheme="minorHAnsi" w:eastAsia="Times New Roman" w:hAnsiTheme="minorHAnsi" w:cs="Times New Roman"/>
-          <w:b/>
-          <w:bCs/>
-          <w:color w:val="FF0000"/>
-          <w:sz w:val="24"/>
-          <w:szCs w:val="24"/>
-        </w:rPr>
-        <w:t>File</w:t>
-      </w:r>
-      <w:r>
-        <w:rPr>
-          <w:rFonts w:asciiTheme="minorHAnsi" w:eastAsia="Times New Roman" w:hAnsiTheme="minorHAnsi" w:cs="Times New Roman"/>
-          <w:color w:val="FF0000"/>
-          <w:sz w:val="24"/>
-          <w:szCs w:val="24"/>
-        </w:rPr>
-        <w:t xml:space="preserve"> &gt; </w:t>
-      </w:r>
-      <w:r>
-        <w:rPr>
-          <w:rFonts w:asciiTheme="minorHAnsi" w:eastAsia="Times New Roman" w:hAnsiTheme="minorHAnsi" w:cs="Times New Roman"/>
-          <w:b/>
-          <w:bCs/>
-          <w:color w:val="FF0000"/>
-          <w:sz w:val="24"/>
-          <w:szCs w:val="24"/>
-        </w:rPr>
-        <w:t>Save As</w:t>
-      </w:r>
-      <w:r>
-        <w:rPr>
-          <w:rFonts w:asciiTheme="minorHAnsi" w:eastAsia="Times New Roman" w:hAnsiTheme="minorHAnsi" w:cs="Times New Roman"/>
-          <w:color w:val="FF0000"/>
-          <w:sz w:val="24"/>
-          <w:szCs w:val="24"/>
-        </w:rPr>
-        <w:t xml:space="preserve"> &gt; </w:t>
-      </w:r>
-      <w:r>
-        <w:rPr>
-          <w:rFonts w:asciiTheme="minorHAnsi" w:eastAsia="Times New Roman" w:hAnsiTheme="minorHAnsi" w:cs="Times New Roman"/>
-          <w:b/>
-          <w:bCs/>
-          <w:color w:val="FF0000"/>
-          <w:sz w:val="24"/>
-          <w:szCs w:val="24"/>
-        </w:rPr>
-        <w:t>OneDrive</w:t>
-      </w:r>
-      <w:r>
-        <w:rPr>
-          <w:rFonts w:asciiTheme="minorHAnsi" w:eastAsia="Times New Roman" w:hAnsiTheme="minorHAnsi" w:cs="Times New Roman"/>
-          <w:color w:val="FF0000"/>
-          <w:sz w:val="24"/>
-          <w:szCs w:val="24"/>
-        </w:rPr>
-        <w:t xml:space="preserve"> or </w:t>
-      </w:r>
-      <w:r>
-        <w:rPr>
-          <w:rFonts w:asciiTheme="minorHAnsi" w:eastAsia="Times New Roman" w:hAnsiTheme="minorHAnsi" w:cs="Times New Roman"/>
-          <w:b/>
-          <w:bCs/>
-          <w:color w:val="FF0000"/>
-          <w:sz w:val="24"/>
-          <w:szCs w:val="24"/>
-        </w:rPr>
-        <w:t>SharePoint</w:t>
-      </w:r>
-      <w:r>
-        <w:rPr>
-          <w:rFonts w:asciiTheme="minorHAnsi" w:eastAsia="Times New Roman" w:hAnsiTheme="minorHAnsi" w:cs="Times New Roman"/>
-          <w:color w:val="FF0000"/>
-          <w:sz w:val="24"/>
-          <w:szCs w:val="24"/>
-        </w:rPr>
-        <w:t>.</w:t>
-      </w:r>
-    </w:p>
-    <w:p>
-      <w:pPr>
-        <w:numPr>
-          <w:ilvl w:val="1"/>
-          <w:numId w:val="4"/>
-        </w:numPr>
-        <w:tabs>
-          <w:tab w:val="clear" w:pos="1440"/>
-          <w:tab w:val="num" w:pos="2160"/>
-        </w:tabs>
-        <w:spacing w:before="100" w:beforeAutospacing="1" w:after="100" w:afterAutospacing="1" w:line="240" w:lineRule="auto"/>
-        <w:ind w:left="2160"/>
-        <w:rPr>
-          <w:rFonts w:asciiTheme="minorHAnsi" w:eastAsia="Times New Roman" w:hAnsiTheme="minorHAnsi" w:cs="Times New Roman"/>
-          <w:color w:val="FF0000"/>
-          <w:sz w:val="24"/>
-          <w:szCs w:val="24"/>
-        </w:rPr>
-      </w:pPr>
-      <w:r>
-        <w:rPr>
-          <w:rFonts w:asciiTheme="minorHAnsi" w:eastAsia="Times New Roman" w:hAnsiTheme="minorHAnsi" w:cs="Times New Roman"/>
-          <w:color w:val="FF0000"/>
-          <w:sz w:val="24"/>
-          <w:szCs w:val="24"/>
-        </w:rPr>
-        <w:t xml:space="preserve">In OneDrive or SharePoint, right-click the document, and select </w:t>
-      </w:r>
-      <w:r>
-        <w:rPr>
-          <w:rFonts w:asciiTheme="minorHAnsi" w:eastAsia="Times New Roman" w:hAnsiTheme="minorHAnsi" w:cs="Times New Roman"/>
-          <w:b/>
-          <w:bCs/>
-          <w:color w:val="FF0000"/>
-          <w:sz w:val="24"/>
-          <w:szCs w:val="24"/>
-        </w:rPr>
-        <w:t>Version History</w:t>
-      </w:r>
-      <w:r>
-        <w:rPr>
-          <w:rFonts w:asciiTheme="minorHAnsi" w:eastAsia="Times New Roman" w:hAnsiTheme="minorHAnsi" w:cs="Times New Roman"/>
-          <w:color w:val="FF0000"/>
-          <w:sz w:val="24"/>
-          <w:szCs w:val="24"/>
-        </w:rPr>
-        <w:t xml:space="preserve"> to view or restore previous versions.</w:t>
-      </w:r>
-    </w:p>
-    <w:p>
-      <w:pPr>
-        <w:spacing w:before="100" w:beforeAutospacing="1" w:after="100" w:afterAutospacing="1" w:line="240" w:lineRule="auto"/>
-        <w:ind w:left="720"/>
-        <w:outlineLvl w:val="3"/>
-        <w:rPr>
-          <w:rFonts w:asciiTheme="minorHAnsi" w:eastAsia="Times New Roman" w:hAnsiTheme="minorHAnsi" w:cs="Times New Roman"/>
-          <w:b/>
-          <w:bCs/>
-          <w:color w:val="FF0000"/>
-          <w:sz w:val="24"/>
-          <w:szCs w:val="24"/>
-        </w:rPr>
-      </w:pPr>
-      <w:r>
-        <w:rPr>
-          <w:rFonts w:asciiTheme="minorHAnsi" w:eastAsia="Times New Roman" w:hAnsiTheme="minorHAnsi" w:cs="Times New Roman"/>
-          <w:b/>
-          <w:bCs/>
-          <w:color w:val="FF0000"/>
-          <w:sz w:val="24"/>
-          <w:szCs w:val="24"/>
-        </w:rPr>
-        <w:lastRenderedPageBreak/>
-        <w:t xml:space="preserve">3. </w:t>
-      </w:r>
-      <w:r>
-        <w:rPr>
-          <w:rFonts w:asciiTheme="minorHAnsi" w:eastAsia="Times New Roman" w:hAnsiTheme="minorHAnsi" w:cs="Times New Roman"/>
-          <w:b/>
-          <w:bCs/>
-          <w:color w:val="FF0000"/>
-          <w:sz w:val="24"/>
-          <w:szCs w:val="24"/>
-        </w:rPr>
-        <w:t>Saving files manually</w:t>
-      </w:r>
-      <w:r>
-        <w:rPr>
-          <w:rFonts w:asciiTheme="minorHAnsi" w:eastAsia="Times New Roman" w:hAnsiTheme="minorHAnsi" w:cs="Times New Roman"/>
-          <w:b/>
-          <w:bCs/>
-          <w:color w:val="FF0000"/>
-          <w:sz w:val="24"/>
-          <w:szCs w:val="24"/>
-        </w:rPr>
-        <w:t>:</w:t>
-      </w:r>
-    </w:p>
-    <w:p>
-      <w:pPr>
-        <w:numPr>
-          <w:ilvl w:val="0"/>
-          <w:numId w:val="5"/>
-        </w:numPr>
-        <w:tabs>
-          <w:tab w:val="clear" w:pos="720"/>
-          <w:tab w:val="num" w:pos="1440"/>
-        </w:tabs>
-        <w:spacing w:before="100" w:beforeAutospacing="1" w:after="100" w:afterAutospacing="1" w:line="240" w:lineRule="auto"/>
-        <w:ind w:left="1440"/>
-        <w:rPr>
-          <w:rFonts w:asciiTheme="minorHAnsi" w:eastAsia="Times New Roman" w:hAnsiTheme="minorHAnsi" w:cs="Times New Roman"/>
-          <w:color w:val="FF0000"/>
-          <w:sz w:val="24"/>
-          <w:szCs w:val="24"/>
-        </w:rPr>
-      </w:pPr>
-      <w:r>
-        <w:rPr>
-          <w:rFonts w:asciiTheme="minorHAnsi" w:eastAsia="Times New Roman" w:hAnsiTheme="minorHAnsi" w:cs="Times New Roman"/>
-          <w:color w:val="FF0000"/>
-          <w:sz w:val="24"/>
-          <w:szCs w:val="24"/>
-        </w:rPr>
-        <w:t xml:space="preserve">Users can create manual versions by saving files with date or version numbers in the filename, like </w:t>
-      </w:r>
-      <w:r>
-        <w:rPr>
-          <w:rFonts w:asciiTheme="minorHAnsi" w:eastAsia="Times New Roman" w:hAnsiTheme="minorHAnsi" w:cs="Courier New"/>
-          <w:color w:val="FF0000"/>
-          <w:sz w:val="24"/>
-          <w:szCs w:val="24"/>
-        </w:rPr>
-        <w:t>Document_v1</w:t>
-      </w:r>
-      <w:r>
-        <w:rPr>
-          <w:rFonts w:asciiTheme="minorHAnsi" w:eastAsia="Times New Roman" w:hAnsiTheme="minorHAnsi" w:cs="Times New Roman"/>
-          <w:color w:val="FF0000"/>
-          <w:sz w:val="24"/>
-          <w:szCs w:val="24"/>
-        </w:rPr>
-        <w:t xml:space="preserve">, </w:t>
-      </w:r>
-      <w:r>
-        <w:rPr>
-          <w:rFonts w:asciiTheme="minorHAnsi" w:eastAsia="Times New Roman" w:hAnsiTheme="minorHAnsi" w:cs="Courier New"/>
-          <w:color w:val="FF0000"/>
-          <w:sz w:val="24"/>
-          <w:szCs w:val="24"/>
-        </w:rPr>
-        <w:t>Document_v2</w:t>
-      </w:r>
-      <w:r>
-        <w:rPr>
-          <w:rFonts w:asciiTheme="minorHAnsi" w:eastAsia="Times New Roman" w:hAnsiTheme="minorHAnsi" w:cs="Times New Roman"/>
-          <w:color w:val="FF0000"/>
-          <w:sz w:val="24"/>
-          <w:szCs w:val="24"/>
-        </w:rPr>
-        <w:t>, etc.</w:t>
-      </w:r>
-    </w:p>
-    <w:p>
-      <w:pPr>
-        <w:numPr>
-          <w:ilvl w:val="0"/>
-          <w:numId w:val="5"/>
-        </w:numPr>
-        <w:tabs>
-          <w:tab w:val="clear" w:pos="720"/>
-          <w:tab w:val="num" w:pos="1440"/>
-        </w:tabs>
-        <w:spacing w:before="100" w:beforeAutospacing="1" w:after="100" w:afterAutospacing="1" w:line="240" w:lineRule="auto"/>
-        <w:ind w:left="1440"/>
-        <w:rPr>
-          <w:rFonts w:asciiTheme="minorHAnsi" w:eastAsia="Times New Roman" w:hAnsiTheme="minorHAnsi" w:cs="Times New Roman"/>
-          <w:color w:val="FF0000"/>
-          <w:sz w:val="24"/>
-          <w:szCs w:val="24"/>
-        </w:rPr>
-      </w:pPr>
-      <w:r>
-        <w:rPr>
-          <w:rFonts w:asciiTheme="minorHAnsi" w:eastAsia="Times New Roman" w:hAnsiTheme="minorHAnsi" w:cs="Times New Roman"/>
-          <w:color w:val="FF0000"/>
-          <w:sz w:val="24"/>
-          <w:szCs w:val="24"/>
-        </w:rPr>
-        <w:t>This method requires consistent discipline and a well-maintained naming system.</w:t>
-      </w:r>
-    </w:p>
-    <w:p>
-      <w:pPr>
-        <w:spacing w:before="100" w:beforeAutospacing="1" w:after="100" w:afterAutospacing="1" w:line="240" w:lineRule="auto"/>
-        <w:ind w:left="1080"/>
-        <w:rPr>
-          <w:rFonts w:asciiTheme="minorHAnsi" w:eastAsia="Times New Roman" w:hAnsiTheme="minorHAnsi" w:cs="Times New Roman"/>
-          <w:color w:val="FF0000"/>
-          <w:sz w:val="24"/>
-          <w:szCs w:val="24"/>
-        </w:rPr>
-      </w:pPr>
-      <w:r>
-        <w:rPr>
-          <w:rFonts w:asciiTheme="minorHAnsi" w:eastAsia="Times New Roman" w:hAnsiTheme="minorHAnsi" w:cs="Times New Roman"/>
-          <w:color w:val="FF0000"/>
-          <w:sz w:val="24"/>
-          <w:szCs w:val="24"/>
-        </w:rPr>
-        <w:t>Proper file naming is critical for version control. To efficiently track different versions of a document, file names should include essential details such as:</w:t>
-      </w:r>
-    </w:p>
-    <w:p>
-      <w:pPr>
-        <w:numPr>
-          <w:ilvl w:val="0"/>
-          <w:numId w:val="6"/>
-        </w:numPr>
-        <w:tabs>
-          <w:tab w:val="clear" w:pos="720"/>
-          <w:tab w:val="num" w:pos="1800"/>
-        </w:tabs>
-        <w:spacing w:before="100" w:beforeAutospacing="1" w:after="100" w:afterAutospacing="1" w:line="240" w:lineRule="auto"/>
-        <w:ind w:left="1800"/>
-        <w:rPr>
-          <w:rFonts w:asciiTheme="minorHAnsi" w:eastAsia="Times New Roman" w:hAnsiTheme="minorHAnsi" w:cs="Times New Roman"/>
-          <w:color w:val="FF0000"/>
-          <w:sz w:val="24"/>
-          <w:szCs w:val="24"/>
-        </w:rPr>
-      </w:pPr>
-      <w:r>
-        <w:rPr>
-          <w:rFonts w:asciiTheme="minorHAnsi" w:eastAsia="Times New Roman" w:hAnsiTheme="minorHAnsi" w:cs="Times New Roman"/>
-          <w:b/>
-          <w:bCs/>
-          <w:color w:val="FF0000"/>
-          <w:sz w:val="24"/>
-          <w:szCs w:val="24"/>
-        </w:rPr>
-        <w:t>Student number</w:t>
-      </w:r>
-    </w:p>
-    <w:p>
-      <w:pPr>
-        <w:numPr>
-          <w:ilvl w:val="0"/>
-          <w:numId w:val="6"/>
-        </w:numPr>
-        <w:tabs>
-          <w:tab w:val="clear" w:pos="720"/>
-          <w:tab w:val="num" w:pos="1800"/>
-        </w:tabs>
-        <w:spacing w:before="100" w:beforeAutospacing="1" w:after="100" w:afterAutospacing="1" w:line="240" w:lineRule="auto"/>
-        <w:ind w:left="1800"/>
-        <w:rPr>
-          <w:rFonts w:asciiTheme="minorHAnsi" w:eastAsia="Times New Roman" w:hAnsiTheme="minorHAnsi" w:cs="Times New Roman"/>
-          <w:color w:val="FF0000"/>
-          <w:sz w:val="24"/>
-          <w:szCs w:val="24"/>
-        </w:rPr>
-      </w:pPr>
-      <w:r>
-        <w:rPr>
-          <w:rFonts w:asciiTheme="minorHAnsi" w:eastAsia="Times New Roman" w:hAnsiTheme="minorHAnsi" w:cs="Times New Roman"/>
-          <w:b/>
-          <w:bCs/>
-          <w:color w:val="FF0000"/>
-          <w:sz w:val="24"/>
-          <w:szCs w:val="24"/>
-        </w:rPr>
-        <w:t xml:space="preserve">Assignment </w:t>
-      </w:r>
-    </w:p>
-    <w:p>
-      <w:pPr>
-        <w:numPr>
-          <w:ilvl w:val="0"/>
-          <w:numId w:val="6"/>
-        </w:numPr>
-        <w:tabs>
-          <w:tab w:val="clear" w:pos="720"/>
-          <w:tab w:val="num" w:pos="1800"/>
-        </w:tabs>
-        <w:spacing w:before="100" w:beforeAutospacing="1" w:after="100" w:afterAutospacing="1" w:line="240" w:lineRule="auto"/>
-        <w:ind w:left="1800"/>
-        <w:rPr>
-          <w:rFonts w:asciiTheme="minorHAnsi" w:eastAsia="Times New Roman" w:hAnsiTheme="minorHAnsi" w:cs="Times New Roman"/>
-          <w:color w:val="FF0000"/>
-          <w:sz w:val="24"/>
-          <w:szCs w:val="24"/>
-        </w:rPr>
-      </w:pPr>
-      <w:r>
-        <w:rPr>
-          <w:rFonts w:asciiTheme="minorHAnsi" w:eastAsia="Times New Roman" w:hAnsiTheme="minorHAnsi" w:cs="Times New Roman"/>
-          <w:b/>
-          <w:bCs/>
-          <w:color w:val="FF0000"/>
-          <w:sz w:val="24"/>
-          <w:szCs w:val="24"/>
-        </w:rPr>
-        <w:t>Module title</w:t>
-      </w:r>
-    </w:p>
-    <w:p>
-      <w:pPr>
-        <w:numPr>
-          <w:ilvl w:val="0"/>
-          <w:numId w:val="6"/>
-        </w:numPr>
-        <w:tabs>
-          <w:tab w:val="clear" w:pos="720"/>
-          <w:tab w:val="num" w:pos="1800"/>
-        </w:tabs>
-        <w:spacing w:before="100" w:beforeAutospacing="1" w:after="100" w:afterAutospacing="1" w:line="240" w:lineRule="auto"/>
-        <w:ind w:left="1800"/>
-        <w:rPr>
-          <w:rFonts w:asciiTheme="minorHAnsi" w:eastAsia="Times New Roman" w:hAnsiTheme="minorHAnsi" w:cs="Times New Roman"/>
-          <w:color w:val="FF0000"/>
-          <w:sz w:val="24"/>
-          <w:szCs w:val="24"/>
-        </w:rPr>
-      </w:pPr>
-      <w:r>
-        <w:rPr>
-          <w:rFonts w:asciiTheme="minorHAnsi" w:eastAsia="Times New Roman" w:hAnsiTheme="minorHAnsi" w:cs="Times New Roman"/>
-          <w:b/>
-          <w:bCs/>
-          <w:color w:val="FF0000"/>
-          <w:sz w:val="24"/>
-          <w:szCs w:val="24"/>
-        </w:rPr>
-        <w:t>Version Number</w:t>
-      </w:r>
-    </w:p>
-    <w:p>
-      <w:pPr>
-        <w:spacing w:before="100" w:beforeAutospacing="1" w:after="100" w:afterAutospacing="1" w:line="240" w:lineRule="auto"/>
-        <w:ind w:left="1440"/>
-        <w:rPr>
-          <w:rFonts w:asciiTheme="minorHAnsi" w:eastAsia="Times New Roman" w:hAnsiTheme="minorHAnsi" w:cs="Times New Roman"/>
-          <w:color w:val="FF0000"/>
-          <w:sz w:val="24"/>
-          <w:szCs w:val="24"/>
-        </w:rPr>
-      </w:pPr>
-      <w:r>
-        <w:rPr>
-          <w:rFonts w:asciiTheme="minorHAnsi" w:eastAsia="Times New Roman" w:hAnsiTheme="minorHAnsi" w:cs="Times New Roman"/>
-          <w:b/>
-          <w:bCs/>
-          <w:color w:val="FF0000"/>
-          <w:sz w:val="24"/>
-          <w:szCs w:val="24"/>
-        </w:rPr>
-        <w:t>For example: 2024998_CA1_</w:t>
-      </w:r>
-      <w:r>
-        <w:t xml:space="preserve"> </w:t>
-      </w:r>
-      <w:r>
-        <w:rPr>
-          <w:rFonts w:asciiTheme="minorHAnsi" w:eastAsia="Times New Roman" w:hAnsiTheme="minorHAnsi" w:cs="Times New Roman"/>
-          <w:b/>
-          <w:bCs/>
-          <w:color w:val="FF0000"/>
-          <w:sz w:val="24"/>
-          <w:szCs w:val="24"/>
-        </w:rPr>
-        <w:t>Data Visualisation &amp; Communication</w:t>
-      </w:r>
-      <w:r>
-        <w:rPr>
-          <w:rFonts w:asciiTheme="minorHAnsi" w:eastAsia="Times New Roman" w:hAnsiTheme="minorHAnsi" w:cs="Times New Roman"/>
-          <w:b/>
-          <w:bCs/>
-          <w:color w:val="FF0000"/>
-          <w:sz w:val="24"/>
-          <w:szCs w:val="24"/>
-        </w:rPr>
-        <w:t>_v1</w:t>
-      </w:r>
-    </w:p>
-    <w:p>
-      <w:pPr>
-        <w:spacing w:before="100" w:beforeAutospacing="1" w:after="100" w:afterAutospacing="1" w:line="240" w:lineRule="auto"/>
-        <w:ind w:left="1080"/>
-        <w:rPr>
-          <w:rFonts w:asciiTheme="minorHAnsi" w:eastAsia="Times New Roman" w:hAnsiTheme="minorHAnsi" w:cs="Times New Roman"/>
-          <w:color w:val="FF0000"/>
-          <w:sz w:val="24"/>
-          <w:szCs w:val="24"/>
-        </w:rPr>
-      </w:pPr>
-      <w:r>
-        <w:rPr>
-          <w:rFonts w:asciiTheme="minorHAnsi" w:eastAsia="Times New Roman" w:hAnsiTheme="minorHAnsi" w:cs="Times New Roman"/>
-          <w:color w:val="FF0000"/>
-          <w:sz w:val="24"/>
-          <w:szCs w:val="24"/>
-        </w:rPr>
-        <w:t>By adhering to a consistent file-naming convention, it's easier to identify and retrieve specific versions of a file, avoid confusion, and ensure efficient collaboration across multiple contributor</w:t>
-      </w:r>
-      <w:r>
-        <w:rPr>
-          <w:rFonts w:asciiTheme="minorHAnsi" w:eastAsia="Times New Roman" w:hAnsiTheme="minorHAnsi" w:cs="Times New Roman"/>
-          <w:color w:val="FF0000"/>
-          <w:sz w:val="24"/>
-          <w:szCs w:val="24"/>
-        </w:rPr>
-        <w:t>s.</w:t>
-      </w:r>
-    </w:p>
-    <w:p>
-      <w:pPr>
-        <w:spacing w:after="0" w:line="240" w:lineRule="auto"/>
-        <w:rPr>
-          <w:rFonts w:ascii="Times New Roman" w:eastAsia="Times New Roman" w:hAnsi="Times New Roman" w:cs="Times New Roman"/>
-          <w:sz w:val="24"/>
-          <w:szCs w:val="24"/>
-        </w:rPr>
-      </w:pPr>
-    </w:p>
-    <w:p>
-      <w:pPr>
-        <w:spacing w:line="240" w:lineRule="auto"/>
-        <w:rPr>
-          <w:rFonts w:ascii="Times New Roman" w:eastAsia="Times New Roman" w:hAnsi="Times New Roman" w:cs="Times New Roman"/>
-          <w:sz w:val="24"/>
-          <w:szCs w:val="24"/>
-        </w:rPr>
-      </w:pPr>
-      <w:r>
-        <w:rPr>
-          <w:rFonts w:ascii="Aptos" w:eastAsia="Times New Roman" w:hAnsi="Aptos" w:cs="Times New Roman"/>
-          <w:b/>
-          <w:bCs/>
-          <w:color w:val="FF0000"/>
-          <w:sz w:val="24"/>
-          <w:szCs w:val="24"/>
-          <w:u w:val="single"/>
-        </w:rPr>
-        <w:t>Ensure that any content written in red is removed from the document before submission.</w:t>
-      </w:r>
-    </w:p>
-    <w:p>
-      <w:pPr>
-        <w:rPr>
-          <w:color w:val="FF0000"/>
-          <w:sz w:val="32"/>
-          <w:szCs w:val="32"/>
-        </w:rPr>
-      </w:pPr>
-    </w:p>
-    <w:p>
-      <w:pPr>
-        <w:rPr>
-          <w:color w:val="FF0000"/>
-          <w:sz w:val="32"/>
-          <w:szCs w:val="32"/>
-        </w:rPr>
-      </w:pPr>
-    </w:p>
-    <w:p>
-      <w:pPr>
-        <w:rPr>
-          <w:color w:val="FF0000"/>
-          <w:sz w:val="32"/>
-          <w:szCs w:val="32"/>
-        </w:rPr>
-      </w:pPr>
-    </w:p>
-    <w:p>
-      <w:pPr>
-        <w:rPr>
-          <w:rFonts w:ascii="Aptos" w:eastAsia="Aptos" w:hAnsi="Aptos" w:cs="Aptos"/>
-          <w:b/>
-          <w:color w:val="FF0000"/>
-          <w:sz w:val="24"/>
-          <w:szCs w:val="24"/>
-          <w:u w:val="single"/>
-        </w:rPr>
-      </w:pPr>
-    </w:p>
-    <w:p>
-      <w:pPr>
-        <w:rPr>
-          <w:rFonts w:ascii="Aptos" w:eastAsia="Aptos" w:hAnsi="Aptos" w:cs="Aptos"/>
-          <w:b/>
-          <w:color w:val="FF0000"/>
-          <w:sz w:val="24"/>
-          <w:szCs w:val="24"/>
-          <w:u w:val="single"/>
-        </w:rPr>
-      </w:pPr>
-    </w:p>
-    <w:p>
-      <w:pPr>
-        <w:rPr>
-          <w:rFonts w:ascii="Aptos" w:eastAsia="Aptos" w:hAnsi="Aptos" w:cs="Aptos"/>
-          <w:b/>
-          <w:color w:val="FF0000"/>
-          <w:sz w:val="24"/>
-          <w:szCs w:val="24"/>
-          <w:u w:val="single"/>
-        </w:rPr>
-      </w:pPr>
-    </w:p>
-    <w:p>
-      <w:pPr>
-        <w:rPr>
-          <w:rFonts w:ascii="Aptos" w:eastAsia="Aptos" w:hAnsi="Aptos" w:cs="Aptos"/>
-          <w:b/>
-          <w:color w:val="FF0000"/>
-          <w:sz w:val="24"/>
-          <w:szCs w:val="24"/>
-          <w:u w:val="single"/>
-        </w:rPr>
-      </w:pPr>
-    </w:p>
-    <w:p>
-      <w:pPr>
-        <w:rPr>
-          <w:color w:val="FF0000"/>
-          <w:sz w:val="32"/>
-          <w:szCs w:val="32"/>
-        </w:rPr>
-      </w:pPr>
-    </w:p>
-    <w:p>
-      <w:pPr>
-        <w:rPr>
-          <w:color w:val="FF0000"/>
-          <w:sz w:val="32"/>
-          <w:szCs w:val="32"/>
-        </w:rPr>
-      </w:pPr>
-    </w:p>
-    <w:p>
-      <w:pPr>
-        <w:rPr>
-          <w:color w:val="FF0000"/>
-          <w:sz w:val="32"/>
-          <w:szCs w:val="32"/>
-        </w:rPr>
-      </w:pPr>
-    </w:p>
-    <w:p>
-      <w:pPr>
-        <w:rPr>
-          <w:color w:val="FF0000"/>
-          <w:sz w:val="32"/>
-          <w:szCs w:val="32"/>
-        </w:rPr>
-      </w:pPr>
-    </w:p>
-    <w:p>
-      <w:pPr>
-        <w:rPr>
-          <w:color w:val="FF0000"/>
-          <w:sz w:val="32"/>
-          <w:szCs w:val="32"/>
-        </w:rPr>
-      </w:pPr>
-    </w:p>
-    <w:p>
-      <w:pPr>
-        <w:rPr>
-          <w:color w:val="3A3A3A"/>
-          <w:sz w:val="40"/>
-          <w:szCs w:val="40"/>
-        </w:rPr>
-      </w:pPr>
-      <w:r>
-        <w:rPr>
-          <w:color w:val="3A3A3A"/>
-          <w:sz w:val="40"/>
-          <w:szCs w:val="40"/>
-        </w:rPr>
-        <w:lastRenderedPageBreak/>
-        <w:t>Abstract</w:t>
-      </w:r>
-    </w:p>
-    <w:p/>
-    <w:p>
-      <w:pPr>
-        <w:rPr>
-          <w:color w:val="FF0000"/>
-        </w:rPr>
-      </w:pPr>
-      <w:r>
-        <w:rPr>
-          <w:color w:val="FF0000"/>
-        </w:rPr>
-        <w:t xml:space="preserve">[NOTE: This section is designated for the abstract. Abstracts are not assigned page numbers and should precede the table of contents. If an abstract is unnecessary for your work, please delete this page.] </w:t>
-      </w:r>
-    </w:p>
-    <w:p>
-      <w:pPr>
-        <w:rPr>
-          <w:color w:val="FF0000"/>
-        </w:rPr>
-      </w:pPr>
-    </w:p>
-    <w:p>
-      <w:pPr>
-        <w:rPr>
-          <w:color w:val="FF0000"/>
-        </w:rPr>
-      </w:pPr>
-    </w:p>
-    <w:p>
-      <w:pPr>
-        <w:rPr>
-          <w:color w:val="FF0000"/>
-        </w:rPr>
-      </w:pPr>
-    </w:p>
-    <w:p/>
-    <w:p/>
-    <w:p/>
-    <w:p/>
-    <w:p/>
-    <w:p/>
-    <w:p/>
-    <w:p/>
-    <w:p/>
-    <w:p/>
-    <w:p/>
-    <w:p/>
-    <w:p/>
-    <w:p/>
-    <w:p/>
-    <w:p/>
-    <w:p/>
-    <w:p/>
-    <w:p/>
-    <w:p/>
-    <w:p/>
-    <w:p/>
-    <w:p>
-      <w:pPr>
-        <w:keepNext/>
-        <w:keepLines/>
-        <w:pBdr>
-          <w:top w:val="nil"/>
-          <w:left w:val="nil"/>
-          <w:bottom w:val="nil"/>
-          <w:right w:val="nil"/>
-          <w:between w:val="nil"/>
-        </w:pBdr>
-        <w:spacing w:before="240" w:after="0" w:line="240" w:lineRule="auto"/>
-        <w:rPr>
-          <w:rFonts w:ascii="Play" w:eastAsia="Play" w:hAnsi="Play" w:cs="Play"/>
-          <w:color w:val="0F4761"/>
-          <w:sz w:val="32"/>
-          <w:szCs w:val="32"/>
-        </w:rPr>
-      </w:pPr>
-      <w:r>
-        <w:rPr>
-          <w:rFonts w:ascii="Play" w:eastAsia="Play" w:hAnsi="Play" w:cs="Play"/>
-          <w:color w:val="0F4761"/>
-          <w:sz w:val="32"/>
-          <w:szCs w:val="32"/>
-        </w:rPr>
-        <w:lastRenderedPageBreak/>
-        <w:t>Contents</w:t>
-      </w:r>
-    </w:p>
-    <w:sdt>
-      <w:sdtPr>
-        <w:id w:val="-1939593324"/>
-        <w:docPartObj>
-          <w:docPartGallery w:val="Table of Contents"/>
-          <w:docPartUnique/>
-        </w:docPartObj>
-      </w:sdtPr>
-      <w:sdtContent>
-        <w:p>
-          <w:pPr>
-            <w:pBdr>
-              <w:top w:val="nil"/>
-              <w:left w:val="nil"/>
-              <w:bottom w:val="nil"/>
-              <w:right w:val="nil"/>
-              <w:between w:val="nil"/>
-            </w:pBdr>
-            <w:tabs>
-              <w:tab w:val="right" w:leader="dot" w:pos="9016"/>
-            </w:tabs>
-            <w:spacing w:after="100"/>
-            <w:rPr>
-              <w:rFonts w:ascii="Aptos" w:eastAsia="Aptos" w:hAnsi="Aptos" w:cs="Aptos"/>
-              <w:color w:val="000000"/>
-              <w:sz w:val="24"/>
-              <w:szCs w:val="24"/>
-            </w:rPr>
-          </w:pPr>
-          <w:r>
-            <w:fldChar w:fldCharType="begin"/>
-          </w:r>
-          <w:r>
-            <w:instrText xml:space="preserve"> TOC \h \u \z \t "Heading 1,1,Heading 2,2,Heading 3,3,"</w:instrText>
-          </w:r>
-          <w:r>
-            <w:fldChar w:fldCharType="separate"/>
-          </w:r>
-          <w:hyperlink w:anchor="_heading=h.gjdgxs">
-            <w:r>
-              <w:rPr>
-                <w:color w:val="000000"/>
-              </w:rPr>
-              <w:t>Introduction</w:t>
-            </w:r>
-            <w:r>
-              <w:rPr>
-                <w:color w:val="000000"/>
-              </w:rPr>
-              <w:tab/>
-              <w:t>1</w:t>
-            </w:r>
-          </w:hyperlink>
-        </w:p>
-        <w:p>
-          <w:pPr>
-            <w:pBdr>
-              <w:top w:val="nil"/>
-              <w:left w:val="nil"/>
-              <w:bottom w:val="nil"/>
-              <w:right w:val="nil"/>
-              <w:between w:val="nil"/>
-            </w:pBdr>
-            <w:tabs>
-              <w:tab w:val="right" w:leader="dot" w:pos="9016"/>
-            </w:tabs>
-            <w:spacing w:after="100"/>
-            <w:rPr>
-              <w:rFonts w:ascii="Aptos" w:eastAsia="Aptos" w:hAnsi="Aptos" w:cs="Aptos"/>
-              <w:color w:val="000000"/>
-              <w:sz w:val="24"/>
-              <w:szCs w:val="24"/>
-            </w:rPr>
-          </w:pPr>
-          <w:hyperlink w:anchor="_heading=h.30j0zll">
-            <w:r>
-              <w:rPr>
-                <w:color w:val="000000"/>
-              </w:rPr>
-              <w:t>Chapter 1</w:t>
-            </w:r>
-            <w:r>
-              <w:rPr>
-                <w:color w:val="000000"/>
-              </w:rPr>
-              <w:tab/>
-              <w:t>1</w:t>
-            </w:r>
-          </w:hyperlink>
-        </w:p>
-        <w:p>
-          <w:pPr>
-            <w:pBdr>
-              <w:top w:val="nil"/>
-              <w:left w:val="nil"/>
-              <w:bottom w:val="nil"/>
-              <w:right w:val="nil"/>
-              <w:between w:val="nil"/>
-            </w:pBdr>
-            <w:tabs>
-              <w:tab w:val="right" w:leader="dot" w:pos="9016"/>
-            </w:tabs>
-            <w:spacing w:after="100"/>
-            <w:ind w:left="220"/>
-            <w:rPr>
-              <w:rFonts w:ascii="Aptos" w:eastAsia="Aptos" w:hAnsi="Aptos" w:cs="Aptos"/>
-              <w:color w:val="000000"/>
-              <w:sz w:val="24"/>
-              <w:szCs w:val="24"/>
-            </w:rPr>
-          </w:pPr>
-          <w:hyperlink w:anchor="_heading=h.1fob9te">
-            <w:r>
-              <w:rPr>
-                <w:color w:val="000000"/>
-              </w:rPr>
-              <w:t>Chapter 1.1</w:t>
-            </w:r>
-            <w:r>
-              <w:rPr>
-                <w:color w:val="000000"/>
-              </w:rPr>
-              <w:tab/>
-              <w:t>1</w:t>
-            </w:r>
-          </w:hyperlink>
-        </w:p>
-        <w:p>
-          <w:pPr>
-            <w:pBdr>
-              <w:top w:val="nil"/>
-              <w:left w:val="nil"/>
-              <w:bottom w:val="nil"/>
-              <w:right w:val="nil"/>
-              <w:between w:val="nil"/>
-            </w:pBdr>
-            <w:tabs>
-              <w:tab w:val="right" w:leader="dot" w:pos="9016"/>
-            </w:tabs>
-            <w:spacing w:after="100"/>
-            <w:ind w:left="440"/>
-            <w:rPr>
-              <w:rFonts w:ascii="Aptos" w:eastAsia="Aptos" w:hAnsi="Aptos" w:cs="Aptos"/>
-              <w:color w:val="000000"/>
-              <w:sz w:val="24"/>
-              <w:szCs w:val="24"/>
-            </w:rPr>
-          </w:pPr>
-          <w:hyperlink w:anchor="_heading=h.3znysh7">
-            <w:r>
-              <w:rPr>
-                <w:color w:val="000000"/>
-              </w:rPr>
-              <w:t>Chapter 1.1.1.</w:t>
-            </w:r>
-            <w:r>
-              <w:rPr>
-                <w:color w:val="000000"/>
-              </w:rPr>
-              <w:tab/>
-              <w:t>1</w:t>
-            </w:r>
-          </w:hyperlink>
-        </w:p>
-        <w:p>
-          <w:pPr>
-            <w:pBdr>
-              <w:top w:val="nil"/>
-              <w:left w:val="nil"/>
-              <w:bottom w:val="nil"/>
-              <w:right w:val="nil"/>
-              <w:between w:val="nil"/>
-            </w:pBdr>
-            <w:tabs>
-              <w:tab w:val="right" w:leader="dot" w:pos="9016"/>
-            </w:tabs>
-            <w:spacing w:after="100"/>
-            <w:rPr>
-              <w:rFonts w:ascii="Aptos" w:eastAsia="Aptos" w:hAnsi="Aptos" w:cs="Aptos"/>
-              <w:color w:val="000000"/>
-              <w:sz w:val="24"/>
-              <w:szCs w:val="24"/>
-            </w:rPr>
-          </w:pPr>
-          <w:hyperlink w:anchor="_heading=h.2et92p0">
-            <w:r>
-              <w:rPr>
-                <w:color w:val="000000"/>
-              </w:rPr>
-              <w:t>References</w:t>
-            </w:r>
-            <w:r>
-              <w:rPr>
-                <w:color w:val="000000"/>
-              </w:rPr>
-              <w:tab/>
-              <w:t>2</w:t>
-            </w:r>
-          </w:hyperlink>
-        </w:p>
-        <w:p>
-          <w:r>
-            <w:fldChar w:fldCharType="end"/>
-          </w:r>
-        </w:p>
-      </w:sdtContent>
-    </w:sdt>
-    <w:p/>
-    <w:p>
-      <w:pPr>
-        <w:rPr>
-          <w:color w:val="FF0000"/>
-        </w:rPr>
-      </w:pPr>
-      <w:r>
-        <w:rPr>
-          <w:color w:val="FF0000"/>
-        </w:rPr>
-        <w:t>[NOTE: The table of contents above has been included for your convenience. To refresh the table, simply click on it, then select 'Update Table' using the mouse. You can choose to update either the page numbers exclusively or the entire table as needed.]</w:t>
-      </w:r>
-    </w:p>
-    <w:p/>
-    <w:p/>
-    <w:p>
-      <w:pPr>
-        <w:sectPr>
-          <w:footerReference w:type="default" r:id="rId14"/>
-          <w:pgSz w:w="11906" w:h="16838"/>
-          <w:pgMar w:top="1440" w:right="1440" w:bottom="1440" w:left="1440" w:header="708" w:footer="708" w:gutter="0"/>
-          <w:cols w:space="720"/>
-        </w:sectPr>
-      </w:pPr>
-    </w:p>
-    <w:p>
-      <w:pPr>
-        <w:pStyle w:val="Heading1"/>
-        <w:spacing w:after="0"/>
-      </w:pPr>
-      <w:bookmarkStart w:id="24" w:name="_heading=h.gjdgxs" w:colFirst="0" w:colLast="0"/>
-      <w:bookmarkEnd w:id="24"/>
-      <w:r>
-        <w:lastRenderedPageBreak/>
-        <w:t>Introduction</w:t>
-      </w:r>
-    </w:p>
-    <w:p>
-      <w:pPr>
-        <w:pStyle w:val="Heading1"/>
-        <w:spacing w:before="0"/>
-      </w:pPr>
-      <w:bookmarkStart w:id="25" w:name="_heading=h.30j0zll" w:colFirst="0" w:colLast="0"/>
-      <w:bookmarkEnd w:id="25"/>
-      <w:r>
-        <w:t>Chapter 1</w:t>
-      </w:r>
-    </w:p>
-    <w:p>
-      <w:pPr>
-        <w:pStyle w:val="Heading2"/>
-      </w:pPr>
-      <w:bookmarkStart w:id="26" w:name="_heading=h.1fob9te" w:colFirst="0" w:colLast="0"/>
-      <w:bookmarkEnd w:id="26"/>
-      <w:r>
-        <w:t>Chapter 1.1</w:t>
-      </w:r>
-    </w:p>
-    <w:p>
-      <w:pPr>
-        <w:pStyle w:val="Heading3"/>
-      </w:pPr>
-      <w:bookmarkStart w:id="27" w:name="_heading=h.3znysh7" w:colFirst="0" w:colLast="0"/>
-      <w:bookmarkEnd w:id="27"/>
-      <w:r>
-        <w:t>Chapter 1.1.1.</w:t>
-      </w:r>
-    </w:p>
-    <w:p/>
-    <w:p>
-      <w:r>
-        <w:rPr>
-          <w:noProof/>
-        </w:rPr>
-        <w:drawing>
-          <wp:inline distT="0" distB="0" distL="0" distR="0" wp14:anchorId="3D568519" wp14:editId="3B3CDB16">
-            <wp:extent cx="3571875" cy="819150"/>
-            <wp:effectExtent l="0" t="0" r="0" b="0"/>
-            <wp:docPr id="1728545884" name="image2.png" descr="A screenshot of a computer&#10;&#10;Description automatically generated"/>
-            <wp:cNvGraphicFramePr/>
-            <a:graphic xmlns:a="http://schemas.openxmlformats.org/drawingml/2006/main">
-              <a:graphicData uri="http://schemas.openxmlformats.org/drawingml/2006/picture">
-                <pic:pic xmlns:pic="http://schemas.openxmlformats.org/drawingml/2006/picture">
-                  <pic:nvPicPr>
-                    <pic:cNvPr id="0" name="image2.png" descr="A screenshot of a computer&#10;&#10;Description automatically generated"/>
-                    <pic:cNvPicPr preferRelativeResize="0"/>
-                  </pic:nvPicPr>
-                  <pic:blipFill>
-                    <a:blip r:embed="rId15"/>
-                    <a:srcRect/>
-                    <a:stretch>
-                      <a:fillRect/>
-                    </a:stretch>
-                  </pic:blipFill>
-                  <pic:spPr>
-                    <a:xfrm>
-                      <a:off x="0" y="0"/>
-                      <a:ext cx="3571875" cy="819150"/>
-                    </a:xfrm>
-                    <a:prstGeom prst="rect">
-                      <a:avLst/>
-                    </a:prstGeom>
-                    <a:ln/>
-                  </pic:spPr>
-                </pic:pic>
-              </a:graphicData>
-            </a:graphic>
-          </wp:inline>
-        </w:drawing>
-      </w:r>
-    </w:p>
-    <w:p>
-      <w:pPr>
-        <w:rPr>
-          <w:color w:val="FF0000"/>
-        </w:rPr>
-      </w:pPr>
-    </w:p>
-    <w:p>
-      <w:pPr>
-        <w:rPr>
-          <w:color w:val="FF0000"/>
-        </w:rPr>
-      </w:pPr>
-      <w:r>
-        <w:rPr>
-          <w:color w:val="FF0000"/>
-        </w:rPr>
-        <w:t>[NOTE: For the table of contents to function properly, you must use the correct headings for all your chapters and subchapters.</w:t>
-      </w:r>
-    </w:p>
-    <w:p>
-      <w:pPr>
-        <w:rPr>
-          <w:color w:val="FF0000"/>
-        </w:rPr>
-      </w:pPr>
-      <w:r>
-        <w:rPr>
-          <w:b/>
-          <w:color w:val="FF0000"/>
-        </w:rPr>
-        <w:t>Heading 1:</w:t>
-      </w:r>
-      <w:r>
-        <w:rPr>
-          <w:color w:val="FF0000"/>
-        </w:rPr>
-        <w:t xml:space="preserve"> This is the main heading and should be employed for the primary title or chapter. For example: CHAPTER 1.</w:t>
-      </w:r>
-    </w:p>
-    <w:p>
-      <w:pPr>
-        <w:rPr>
-          <w:color w:val="FF0000"/>
-        </w:rPr>
-      </w:pPr>
-      <w:r>
-        <w:rPr>
-          <w:b/>
-          <w:color w:val="FF0000"/>
-        </w:rPr>
-        <w:t>Heading 2:</w:t>
-      </w:r>
-      <w:r>
-        <w:rPr>
-          <w:color w:val="FF0000"/>
-        </w:rPr>
-        <w:t xml:space="preserve"> Use Heading 2 as a subheading. For instance: Chapter 1.1.</w:t>
-      </w:r>
-    </w:p>
-    <w:p>
-      <w:pPr>
-        <w:rPr>
-          <w:color w:val="FF0000"/>
-        </w:rPr>
-      </w:pPr>
-      <w:r>
-        <w:rPr>
-          <w:b/>
-          <w:color w:val="FF0000"/>
-        </w:rPr>
-        <w:t>Heading 3:</w:t>
-      </w:r>
-      <w:r>
-        <w:rPr>
-          <w:color w:val="FF0000"/>
-        </w:rPr>
-        <w:t xml:space="preserve"> Heading 3 provides a more detailed breakdown, such as Chapter 1.1.1.</w:t>
-      </w:r>
-    </w:p>
-    <w:p>
-      <w:pPr>
-        <w:rPr>
-          <w:color w:val="FF0000"/>
-        </w:rPr>
-      </w:pPr>
-      <w:r>
-        <w:rPr>
-          <w:color w:val="FF0000"/>
-        </w:rPr>
-        <w:t>By adhering to this hierarchical structure, you ensure an organized and effective document outline, enhancing readability and navigation. However, you are not forced to use all 3 headings, usually heading 1 and 2 are sufficient.</w:t>
-      </w:r>
-    </w:p>
-    <w:p>
-      <w:pPr>
-        <w:rPr>
-          <w:color w:val="FF0000"/>
-        </w:rPr>
-      </w:pPr>
-      <w:r>
-        <w:rPr>
-          <w:color w:val="FF0000"/>
-        </w:rPr>
-        <w:t>The remainder of your text should be written using a normal font.]</w:t>
-      </w:r>
-    </w:p>
-    <w:p/>
-    <w:p/>
-    <w:p/>
-    <w:p/>
-    <w:p/>
-    <w:p/>
-    <w:p/>
-    <w:p/>
-    <w:p/>
-    <w:p/>
-    <w:p/>
-    <w:p/>
-    <w:p>
-      <w:pPr>
-        <w:pStyle w:val="Heading1"/>
-      </w:pPr>
-      <w:bookmarkStart w:id="28" w:name="_heading=h.2et92p0" w:colFirst="0" w:colLast="0"/>
-      <w:bookmarkEnd w:id="28"/>
-      <w:r>
-        <w:lastRenderedPageBreak/>
-        <w:t>References</w:t>
-      </w:r>
-    </w:p>
-    <w:p/>
-    <w:p>
-      <w:pPr>
-        <w:rPr>
-          <w:color w:val="FF0000"/>
-        </w:rPr>
-      </w:pPr>
-      <w:r>
-        <w:rPr>
-          <w:color w:val="FF0000"/>
-        </w:rPr>
-        <w:t>Please list all the references you have used in your assignment alphabetically and in the Harvard style. You can find information on how to correctly reference in Harvard at this link: https://library.cct.ie/referencing/harvard</w:t>
-      </w:r>
-    </w:p>
-    <w:p/>
-    <w:p/>
-    <w:p/>
-    <w:p/>
-    <w:p/>
-    <w:p/>
-    <w:p/>
-    <w:p/>
-    <w:p/>
-    <w:p/>
-    <w:p/>
-    <w:p/>
-    <w:p/>
-    <w:p/>
-    <w:p/>
-    <w:p/>
-    <w:p/>
-    <w:p>
-      <w:pPr>
-        <w:pBdr>
-          <w:top w:val="nil"/>
-          <w:left w:val="nil"/>
-          <w:bottom w:val="nil"/>
-          <w:right w:val="nil"/>
-          <w:between w:val="nil"/>
-        </w:pBdr>
-        <w:spacing w:after="0" w:line="240" w:lineRule="auto"/>
-        <w:rPr>
-          <w:color w:val="000000"/>
-        </w:rPr>
-      </w:pPr>
-    </w:p>
-    <w:p/>
-    <w:p/>
-    <w:p/>
-    <w:p/>
-    <w:p/>
-    <w:p/>
-    <w:p/>
-    <w:p/>
-    <w:p/>
-    <w:p/>
-    <w:p>
-      <w:pPr>
-        <w:pStyle w:val="Heading1"/>
-      </w:pPr>
-      <w:bookmarkStart w:id="29" w:name="_heading=h.kfkjs3rwl2c1" w:colFirst="0" w:colLast="0"/>
-      <w:bookmarkEnd w:id="29"/>
-      <w:r>
-        <w:t>Appendix</w:t>
-      </w:r>
-    </w:p>
-    <w:p/>
-    <w:p>
-      <w:pPr>
-        <w:rPr>
-          <w:color w:val="FF0000"/>
-        </w:rPr>
-      </w:pPr>
-    </w:p>
-    <w:p>
-      <w:pPr>
-        <w:rPr>
-          <w:color w:val="FF0000"/>
-        </w:rPr>
-      </w:pPr>
-      <w:r>
-        <w:rPr>
-          <w:color w:val="FF0000"/>
-        </w:rPr>
-        <w:t xml:space="preserve">If you have used AI tools in your work, you must include screenshots of your requests in the appendix. </w:t>
-      </w:r>
-    </w:p>
-    <w:p>
-      <w:pPr>
-        <w:rPr>
-          <w:color w:val="FF0000"/>
-        </w:rPr>
-      </w:pPr>
-      <w:r>
-        <w:rPr>
-          <w:color w:val="FF0000"/>
-        </w:rPr>
-        <w:t>The appendix serves as a repository for additional or supplementary information that is deemed too extensive or detailed for integration into the main body of the text. This supplementary content can encompass data tables, charts, graphs, questionnaires, or any other supporting materials that contribute to a comprehensive understanding of the research.</w:t>
-      </w:r>
-    </w:p>
-    <w:p>
-      <w:pPr>
-        <w:rPr>
-          <w:color w:val="FF0000"/>
-        </w:rPr>
-      </w:pPr>
-      <w:r>
-        <w:rPr>
-          <w:color w:val="FF0000"/>
-        </w:rPr>
-        <w:t>If you haven't used AI tools and there's no need for supplementary data, you can remove the appendix section entirely.</w:t>
-      </w:r>
-    </w:p>
-    <w:p>
-      <w:pPr>
-        <w:rPr>
-          <w:color w:val="FF0000"/>
-        </w:rPr>
-      </w:pPr>
-    </w:p>
-    <w:p/>
     <w:sectPr>
-      <w:footerReference w:type="default" r:id="rId16"/>
+      <w:footerReference w:type="default" r:id="rId13"/>
       <w:pgSz w:w="11906" w:h="16838"/>
       <w:pgMar w:top="1440" w:right="1440" w:bottom="1440" w:left="1440" w:header="708" w:footer="708" w:gutter="0"/>
-      <w:pgNumType w:start="1"/>
       <w:cols w:space="720"/>
     </w:sectPr>
   </w:body>
@@ -3657,50 +1211,6 @@
 </file>
 
 <file path=word/footer1.xml><?xml version="1.0" encoding="utf-8"?>
-<w:ftr xmlns:wpc="http://schemas.microsoft.com/office/word/2010/wordprocessingCanvas" xmlns:cx="http://schemas.microsoft.com/office/drawing/2014/chartex" xmlns:cx1="http://schemas.microsoft.com/office/drawing/2015/9/8/chartex" xmlns:cx2="http://schemas.microsoft.com/office/drawing/2015/10/21/chartex" xmlns:cx3="http://schemas.microsoft.com/office/drawing/2016/5/9/chartex" xmlns:cx4="http://schemas.microsoft.com/office/drawing/2016/5/10/chartex" xmlns:cx5="http://schemas.microsoft.com/office/drawing/2016/5/11/chartex" xmlns:cx6="http://schemas.microsoft.com/office/drawing/2016/5/12/chartex" xmlns:cx7="http://schemas.microsoft.com/office/drawing/2016/5/13/chartex" xmlns:cx8="http://schemas.microsoft.com/office/drawing/2016/5/14/chartex" xmlns:mc="http://schemas.openxmlformats.org/markup-compatibility/2006" xmlns:aink="http://schemas.microsoft.com/office/drawing/2016/ink" xmlns:am3d="http://schemas.microsoft.com/office/drawing/2017/model3d" xmlns:o="urn:schemas-microsoft-com:office:office" xmlns:oel="http://schemas.microsoft.com/office/2019/extlst" xmlns:r="http://schemas.openxmlformats.org/officeDocument/2006/relationships" xmlns:m="http://schemas.openxmlformats.org/officeDocument/2006/math" xmlns:v="urn:schemas-microsoft-com:vml" xmlns:wp14="http://schemas.microsoft.com/office/word/2010/wordprocessingDrawing" xmlns:wp="http://schemas.openxmlformats.org/drawingml/2006/wordprocessingDrawing" xmlns:w10="urn:schemas-microsoft-com:office:word" xmlns:w="http://schemas.openxmlformats.org/wordprocessingml/2006/main" xmlns:w14="http://schemas.microsoft.com/office/word/2010/wordml" xmlns:w15="http://schemas.microsoft.com/office/word/2012/wordml" xmlns:w16cex="http://schemas.microsoft.com/office/word/2018/wordml/cex" xmlns:w16cid="http://schemas.microsoft.com/office/word/2016/wordml/cid" xmlns:w16="http://schemas.microsoft.com/office/word/2018/wordml" xmlns:w16du="http://schemas.microsoft.com/office/word/2023/wordml/word16du" xmlns:w16sdtdh="http://schemas.microsoft.com/office/word/2020/wordml/sdtdatahash" xmlns:w16sdtfl="http://schemas.microsoft.com/office/word/2024/wordml/sdtformatlock" xmlns:w16se="http://schemas.microsoft.com/office/word/2015/wordml/symex" xmlns:wpg="http://schemas.microsoft.com/office/word/2010/wordprocessingGroup" xmlns:wpi="http://schemas.microsoft.com/office/word/2010/wordprocessingInk" xmlns:wne="http://schemas.microsoft.com/office/word/2006/wordml" xmlns:wps="http://schemas.microsoft.com/office/word/2010/wordprocessingShape" mc:Ignorable="w14 w15 w16se w16cid w16 w16cex w16sdtdh w16sdtfl w16du wp14">
-  <w:p>
-    <w:pPr>
-      <w:pBdr>
-        <w:top w:val="nil"/>
-        <w:left w:val="nil"/>
-        <w:bottom w:val="nil"/>
-        <w:right w:val="nil"/>
-        <w:between w:val="nil"/>
-      </w:pBdr>
-      <w:tabs>
-        <w:tab w:val="center" w:pos="4513"/>
-        <w:tab w:val="right" w:pos="9026"/>
-      </w:tabs>
-      <w:spacing w:after="0" w:line="240" w:lineRule="auto"/>
-      <w:jc w:val="center"/>
-      <w:rPr>
-        <w:color w:val="000000"/>
-      </w:rPr>
-    </w:pPr>
-  </w:p>
-  <w:p>
-    <w:pPr>
-      <w:pBdr>
-        <w:top w:val="nil"/>
-        <w:left w:val="nil"/>
-        <w:bottom w:val="nil"/>
-        <w:right w:val="nil"/>
-        <w:between w:val="nil"/>
-      </w:pBdr>
-      <w:tabs>
-        <w:tab w:val="center" w:pos="4513"/>
-        <w:tab w:val="right" w:pos="9026"/>
-      </w:tabs>
-      <w:spacing w:after="0" w:line="240" w:lineRule="auto"/>
-      <w:rPr>
-        <w:color w:val="000000"/>
-      </w:rPr>
-    </w:pPr>
-  </w:p>
-</w:ftr>
-</file>
-
-<file path=word/footer2.xml><?xml version="1.0" encoding="utf-8"?>
 <w:ftr xmlns:wpc="http://schemas.microsoft.com/office/word/2010/wordprocessingCanvas" xmlns:cx="http://schemas.microsoft.com/office/drawing/2014/chartex" xmlns:cx1="http://schemas.microsoft.com/office/drawing/2015/9/8/chartex" xmlns:cx2="http://schemas.microsoft.com/office/drawing/2015/10/21/chartex" xmlns:cx3="http://schemas.microsoft.com/office/drawing/2016/5/9/chartex" xmlns:cx4="http://schemas.microsoft.com/office/drawing/2016/5/10/chartex" xmlns:cx5="http://schemas.microsoft.com/office/drawing/2016/5/11/chartex" xmlns:cx6="http://schemas.microsoft.com/office/drawing/2016/5/12/chartex" xmlns:cx7="http://schemas.microsoft.com/office/drawing/2016/5/13/chartex" xmlns:cx8="http://schemas.microsoft.com/office/drawing/2016/5/14/chartex" xmlns:mc="http://schemas.openxmlformats.org/markup-compatibility/2006" xmlns:aink="http://schemas.microsoft.com/office/drawing/2016/ink" xmlns:am3d="http://schemas.microsoft.com/office/drawing/2017/model3d" xmlns:o="urn:schemas-microsoft-com:office:office" xmlns:oel="http://schemas.microsoft.com/office/2019/extlst" xmlns:r="http://schemas.openxmlformats.org/officeDocument/2006/relationships" xmlns:m="http://schemas.openxmlformats.org/officeDocument/2006/math" xmlns:v="urn:schemas-microsoft-com:vml" xmlns:wp14="http://schemas.microsoft.com/office/word/2010/wordprocessingDrawing" xmlns:wp="http://schemas.openxmlformats.org/drawingml/2006/wordprocessingDrawing" xmlns:w10="urn:schemas-microsoft-com:office:word" xmlns:w="http://schemas.openxmlformats.org/wordprocessingml/2006/main" xmlns:w14="http://schemas.microsoft.com/office/word/2010/wordml" xmlns:w15="http://schemas.microsoft.com/office/word/2012/wordml" xmlns:w16cex="http://schemas.microsoft.com/office/word/2018/wordml/cex" xmlns:w16cid="http://schemas.microsoft.com/office/word/2016/wordml/cid" xmlns:w16="http://schemas.microsoft.com/office/word/2018/wordml" xmlns:w16du="http://schemas.microsoft.com/office/word/2023/wordml/word16du" xmlns:w16sdtdh="http://schemas.microsoft.com/office/word/2020/wordml/sdtdatahash" xmlns:w16sdtfl="http://schemas.microsoft.com/office/word/2024/wordml/sdtformatlock" xmlns:w16se="http://schemas.microsoft.com/office/word/2015/wordml/symex" xmlns:wpg="http://schemas.microsoft.com/office/word/2010/wordprocessingGroup" xmlns:wpi="http://schemas.microsoft.com/office/word/2010/wordprocessingInk" xmlns:wne="http://schemas.microsoft.com/office/word/2006/wordml" xmlns:wps="http://schemas.microsoft.com/office/word/2010/wordprocessingShape" mc:Ignorable="w14 w15 w16se w16cid w16 w16cex w16sdtdh w16sdtfl w16du wp14">
   <w:p>
     <w:pPr>
@@ -5229,6 +2739,7 @@
   <w:style w:type="character" w:default="1" w:styleId="DefaultParagraphFont">
     <w:name w:val="Default Paragraph Font"/>
     <w:uiPriority w:val="1"/>
+    <w:semiHidden/>
     <w:unhideWhenUsed/>
   </w:style>
   <w:style w:type="table" w:default="1" w:styleId="TableNormal">
@@ -6037,6 +3548,27 @@
 </file>
 
 <file path=customXml/item1.xml><?xml version="1.0" encoding="utf-8"?>
+<p:properties xmlns:p="http://schemas.microsoft.com/office/2006/metadata/properties" xmlns:xsi="http://www.w3.org/2001/XMLSchema-instance" xmlns:pc="http://schemas.microsoft.com/office/infopath/2007/PartnerControls">
+  <documentManagement>
+    <_activity xmlns="b16a9495-4dfd-42d3-807b-98cb11f03b43" xsi:nil="true"/>
+  </documentManagement>
+</p:properties>
+</file>
+
+<file path=customXml/item2.xml><?xml version="1.0" encoding="utf-8"?>
+<?mso-contentType ?>
+<FormTemplates xmlns="http://schemas.microsoft.com/sharepoint/v3/contenttype/forms">
+  <Display>DocumentLibraryForm</Display>
+  <Edit>DocumentLibraryForm</Edit>
+  <New>DocumentLibraryForm</New>
+</FormTemplates>
+</file>
+
+<file path=customXml/item3.xml><?xml version="1.0" encoding="utf-8"?>
+<b:Sources xmlns:b="http://schemas.openxmlformats.org/officeDocument/2006/bibliography" xmlns="http://schemas.openxmlformats.org/officeDocument/2006/bibliography" SelectedStyle="\APASixthEditionOfficeOnline.xsl" StyleName="APA" Version="6"/>
+</file>
+
+<file path=customXml/item4.xml><?xml version="1.0" encoding="utf-8"?>
 <ct:contentTypeSchema xmlns:ct="http://schemas.microsoft.com/office/2006/metadata/contentType" xmlns:ma="http://schemas.microsoft.com/office/2006/metadata/properties/metaAttributes" ct:_="" ma:_="" ma:contentTypeName="Document" ma:contentTypeID="0x01010091CA7052A48FB44E8BAE44044031FC77" ma:contentTypeVersion="5" ma:contentTypeDescription="Create a new document." ma:contentTypeScope="" ma:versionID="72110da391d7bf7bbbd9879cda66318c">
   <xsd:schema xmlns:xsd="http://www.w3.org/2001/XMLSchema" xmlns:xs="http://www.w3.org/2001/XMLSchema" xmlns:p="http://schemas.microsoft.com/office/2006/metadata/properties" xmlns:ns3="b16a9495-4dfd-42d3-807b-98cb11f03b43" targetNamespace="http://schemas.microsoft.com/office/2006/metadata/properties" ma:root="true" ma:fieldsID="65d4c4ab10123b5e2192ffab3149626d" ns3:_="">
     <xsd:import namespace="b16a9495-4dfd-42d3-807b-98cb11f03b43"/>
@@ -6186,27 +3718,6 @@
 </ct:contentTypeSchema>
 </file>
 
-<file path=customXml/item2.xml><?xml version="1.0" encoding="utf-8"?>
-<b:Sources xmlns:b="http://schemas.openxmlformats.org/officeDocument/2006/bibliography" xmlns="http://schemas.openxmlformats.org/officeDocument/2006/bibliography" SelectedStyle="\APASixthEditionOfficeOnline.xsl" StyleName="APA" Version="6"/>
-</file>
-
-<file path=customXml/item3.xml><?xml version="1.0" encoding="utf-8"?>
-<?mso-contentType ?>
-<FormTemplates xmlns="http://schemas.microsoft.com/sharepoint/v3/contenttype/forms">
-  <Display>DocumentLibraryForm</Display>
-  <Edit>DocumentLibraryForm</Edit>
-  <New>DocumentLibraryForm</New>
-</FormTemplates>
-</file>
-
-<file path=customXml/item4.xml><?xml version="1.0" encoding="utf-8"?>
-<p:properties xmlns:p="http://schemas.microsoft.com/office/2006/metadata/properties" xmlns:xsi="http://www.w3.org/2001/XMLSchema-instance" xmlns:pc="http://schemas.microsoft.com/office/infopath/2007/PartnerControls">
-  <documentManagement>
-    <_activity xmlns="b16a9495-4dfd-42d3-807b-98cb11f03b43" xsi:nil="true"/>
-  </documentManagement>
-</p:properties>
-</file>
-
 <file path=customXml/item5.xml><?xml version="1.0" encoding="utf-8"?>
 <go:gDocsCustomXmlDataStorage xmlns:go="http://customooxmlschemas.google.com/" xmlns:r="http://schemas.openxmlformats.org/officeDocument/2006/relationships" uri="GoogleDocsCustomDataVersion2">
   <go:docsCustomData xmlns:go="http://customooxmlschemas.google.com/" roundtripDataSignature="AMtx7miehlgh2pzFvkmpnhkVaeODs3Wnuw==">CgMxLjAyCGguZ2pkZ3hzMgloLjMwajB6bGwyCWguMWZvYjl0ZTIJaC4zem55c2g3MgloLjJldDkycDAyDmgua2ZranMzcndsMmMxOAByITF6bEVRVXYyWkdtTjZWemdfYk5uaGpmb0x1c2hhYUo3dw==</go:docsCustomData>
@@ -6214,6 +3725,32 @@
 </file>
 
 <file path=customXml/itemProps1.xml><?xml version="1.0" encoding="utf-8"?>
+<ds:datastoreItem xmlns:ds="http://schemas.openxmlformats.org/officeDocument/2006/customXml" ds:itemID="{D51EB97A-8C7A-4EE1-A3AD-E57FDBFA6BEE}">
+  <ds:schemaRefs>
+    <ds:schemaRef ds:uri="http://schemas.microsoft.com/office/2006/metadata/properties"/>
+    <ds:schemaRef ds:uri="http://schemas.microsoft.com/office/infopath/2007/PartnerControls"/>
+    <ds:schemaRef ds:uri="b16a9495-4dfd-42d3-807b-98cb11f03b43"/>
+  </ds:schemaRefs>
+</ds:datastoreItem>
+</file>
+
+<file path=customXml/itemProps2.xml><?xml version="1.0" encoding="utf-8"?>
+<ds:datastoreItem xmlns:ds="http://schemas.openxmlformats.org/officeDocument/2006/customXml" ds:itemID="{AD64260C-1345-4C21-A804-B9FBE7B91489}">
+  <ds:schemaRefs>
+    <ds:schemaRef ds:uri="http://schemas.microsoft.com/sharepoint/v3/contenttype/forms"/>
+  </ds:schemaRefs>
+</ds:datastoreItem>
+</file>
+
+<file path=customXml/itemProps3.xml><?xml version="1.0" encoding="utf-8"?>
+<ds:datastoreItem xmlns:ds="http://schemas.openxmlformats.org/officeDocument/2006/customXml" ds:itemID="{A5C61161-19E4-4D42-A5DA-EC591AFE0A7D}">
+  <ds:schemaRefs>
+    <ds:schemaRef ds:uri="http://schemas.openxmlformats.org/officeDocument/2006/bibliography"/>
+  </ds:schemaRefs>
+</ds:datastoreItem>
+</file>
+
+<file path=customXml/itemProps4.xml><?xml version="1.0" encoding="utf-8"?>
 <ds:datastoreItem xmlns:ds="http://schemas.openxmlformats.org/officeDocument/2006/customXml" ds:itemID="{1CD39011-2B34-4226-8638-59B13D86301D}">
   <ds:schemaRefs>
     <ds:schemaRef ds:uri="http://schemas.microsoft.com/office/2006/metadata/contentType"/>
@@ -6231,32 +3768,6 @@
 </ds:datastoreItem>
 </file>
 
-<file path=customXml/itemProps2.xml><?xml version="1.0" encoding="utf-8"?>
-<ds:datastoreItem xmlns:ds="http://schemas.openxmlformats.org/officeDocument/2006/customXml" ds:itemID="{A5C61161-19E4-4D42-A5DA-EC591AFE0A7D}">
-  <ds:schemaRefs>
-    <ds:schemaRef ds:uri="http://schemas.openxmlformats.org/officeDocument/2006/bibliography"/>
-  </ds:schemaRefs>
-</ds:datastoreItem>
-</file>
-
-<file path=customXml/itemProps3.xml><?xml version="1.0" encoding="utf-8"?>
-<ds:datastoreItem xmlns:ds="http://schemas.openxmlformats.org/officeDocument/2006/customXml" ds:itemID="{AD64260C-1345-4C21-A804-B9FBE7B91489}">
-  <ds:schemaRefs>
-    <ds:schemaRef ds:uri="http://schemas.microsoft.com/sharepoint/v3/contenttype/forms"/>
-  </ds:schemaRefs>
-</ds:datastoreItem>
-</file>
-
-<file path=customXml/itemProps4.xml><?xml version="1.0" encoding="utf-8"?>
-<ds:datastoreItem xmlns:ds="http://schemas.openxmlformats.org/officeDocument/2006/customXml" ds:itemID="{D51EB97A-8C7A-4EE1-A3AD-E57FDBFA6BEE}">
-  <ds:schemaRefs>
-    <ds:schemaRef ds:uri="http://schemas.microsoft.com/office/2006/metadata/properties"/>
-    <ds:schemaRef ds:uri="http://schemas.microsoft.com/office/infopath/2007/PartnerControls"/>
-    <ds:schemaRef ds:uri="b16a9495-4dfd-42d3-807b-98cb11f03b43"/>
-  </ds:schemaRefs>
-</ds:datastoreItem>
-</file>
-
 <file path=customXml/itemProps5.xml><?xml version="1.0" encoding="utf-8"?>
 <ds:datastoreItem xmlns:ds="http://schemas.openxmlformats.org/officeDocument/2006/customXml" ds:itemID="{11111111-1234-1234-1234-123412341234}">
   <ds:schemaRefs>
